--- a/04_docs/manual/ScadaViewer_Technicky_manual_CS.docx
+++ b/04_docs/manual/ScadaViewer_Technicky_manual_CS.docx
@@ -393,7 +393,7 @@
           <w:szCs w:val="20"/>
         </w:rPr>
         <w:alias w:val="Obsah"/>
-        <w:id w:val="-1259512888"/>
+        <w:id w:val="1812212414"/>
       </w:sdtPr>
       <w:sdtEndPr/>
       <w:sdtContent>
@@ -422,7 +422,7 @@
           <w:r>
             <w:fldChar w:fldCharType="separate"/>
           </w:r>
-          <w:hyperlink w:anchor="_Toc244086833" w:history="1">
+          <w:hyperlink w:anchor="_Toc244090125" w:history="1">
             <w:r>
               <w:rPr>
                 <w:rStyle w:val="Hypertextovodkaz"/>
@@ -446,7 +446,7 @@
               <w:rPr>
                 <w:noProof/>
               </w:rPr>
-              <w:instrText xml:space="preserve"> PAGEREF _Toc244086833 \h </w:instrText>
+              <w:instrText xml:space="preserve"> PAGEREF _Toc244090125 \h </w:instrText>
             </w:r>
             <w:r>
               <w:rPr>
@@ -489,7 +489,7 @@
               <w14:ligatures w14:val="standardContextual"/>
             </w:rPr>
           </w:pPr>
-          <w:hyperlink w:anchor="_Toc244086834" w:history="1">
+          <w:hyperlink w:anchor="_Toc244090126" w:history="1">
             <w:r>
               <w:rPr>
                 <w:rStyle w:val="Hypertextovodkaz"/>
@@ -513,7 +513,7 @@
               <w:rPr>
                 <w:noProof/>
               </w:rPr>
-              <w:instrText xml:space="preserve"> PAGEREF _Toc244086834 \h </w:instrText>
+              <w:instrText xml:space="preserve"> PAGEREF _Toc244090126 \h </w:instrText>
             </w:r>
             <w:r>
               <w:rPr>
@@ -556,7 +556,7 @@
               <w14:ligatures w14:val="standardContextual"/>
             </w:rPr>
           </w:pPr>
-          <w:hyperlink w:anchor="_Toc244086835" w:history="1">
+          <w:hyperlink w:anchor="_Toc244090127" w:history="1">
             <w:r>
               <w:rPr>
                 <w:rStyle w:val="Hypertextovodkaz"/>
@@ -580,7 +580,7 @@
               <w:rPr>
                 <w:noProof/>
               </w:rPr>
-              <w:instrText xml:space="preserve"> PAGEREF _Toc244086835 \h </w:instrText>
+              <w:instrText xml:space="preserve"> PAGEREF _Toc244090127 \h </w:instrText>
             </w:r>
             <w:r>
               <w:rPr>
@@ -597,7 +597,7 @@
               <w:rPr>
                 <w:noProof/>
               </w:rPr>
-              <w:t>3</w:t>
+              <w:t>4</w:t>
             </w:r>
             <w:r>
               <w:rPr>
@@ -623,7 +623,7 @@
               <w14:ligatures w14:val="standardContextual"/>
             </w:rPr>
           </w:pPr>
-          <w:hyperlink w:anchor="_Toc244086836" w:history="1">
+          <w:hyperlink w:anchor="_Toc244090128" w:history="1">
             <w:r>
               <w:rPr>
                 <w:rStyle w:val="Hypertextovodkaz"/>
@@ -647,7 +647,7 @@
               <w:rPr>
                 <w:noProof/>
               </w:rPr>
-              <w:instrText xml:space="preserve"> PAGEREF _Toc244086836 \h </w:instrText>
+              <w:instrText xml:space="preserve"> PAGEREF _Toc244090128 \h </w:instrText>
             </w:r>
             <w:r>
               <w:rPr>
@@ -690,7 +690,7 @@
               <w14:ligatures w14:val="standardContextual"/>
             </w:rPr>
           </w:pPr>
-          <w:hyperlink w:anchor="_Toc244086837" w:history="1">
+          <w:hyperlink w:anchor="_Toc244090129" w:history="1">
             <w:r>
               <w:rPr>
                 <w:rStyle w:val="Hypertextovodkaz"/>
@@ -714,7 +714,7 @@
               <w:rPr>
                 <w:noProof/>
               </w:rPr>
-              <w:instrText xml:space="preserve"> PAGEREF _Toc244086837 \h </w:instrText>
+              <w:instrText xml:space="preserve"> PAGEREF _Toc244090129 \h </w:instrText>
             </w:r>
             <w:r>
               <w:rPr>
@@ -731,7 +731,7 @@
               <w:rPr>
                 <w:noProof/>
               </w:rPr>
-              <w:t>4</w:t>
+              <w:t>5</w:t>
             </w:r>
             <w:r>
               <w:rPr>
@@ -757,7 +757,7 @@
               <w14:ligatures w14:val="standardContextual"/>
             </w:rPr>
           </w:pPr>
-          <w:hyperlink w:anchor="_Toc244086838" w:history="1">
+          <w:hyperlink w:anchor="_Toc244090130" w:history="1">
             <w:r>
               <w:rPr>
                 <w:rStyle w:val="Hypertextovodkaz"/>
@@ -781,7 +781,7 @@
               <w:rPr>
                 <w:noProof/>
               </w:rPr>
-              <w:instrText xml:space="preserve"> PAGEREF _Toc244086838 \h </w:instrText>
+              <w:instrText xml:space="preserve"> PAGEREF _Toc244090130 \h </w:instrText>
             </w:r>
             <w:r>
               <w:rPr>
@@ -824,7 +824,7 @@
               <w14:ligatures w14:val="standardContextual"/>
             </w:rPr>
           </w:pPr>
-          <w:hyperlink w:anchor="_Toc244086839" w:history="1">
+          <w:hyperlink w:anchor="_Toc244090131" w:history="1">
             <w:r>
               <w:rPr>
                 <w:rStyle w:val="Hypertextovodkaz"/>
@@ -848,7 +848,7 @@
               <w:rPr>
                 <w:noProof/>
               </w:rPr>
-              <w:instrText xml:space="preserve"> PAGEREF _Toc244086839 \h </w:instrText>
+              <w:instrText xml:space="preserve"> PAGEREF _Toc244090131 \h </w:instrText>
             </w:r>
             <w:r>
               <w:rPr>
@@ -865,7 +865,7 @@
               <w:rPr>
                 <w:noProof/>
               </w:rPr>
-              <w:t>5</w:t>
+              <w:t>6</w:t>
             </w:r>
             <w:r>
               <w:rPr>
@@ -891,7 +891,7 @@
               <w14:ligatures w14:val="standardContextual"/>
             </w:rPr>
           </w:pPr>
-          <w:hyperlink w:anchor="_Toc244086840" w:history="1">
+          <w:hyperlink w:anchor="_Toc244090132" w:history="1">
             <w:r>
               <w:rPr>
                 <w:rStyle w:val="Hypertextovodkaz"/>
@@ -915,7 +915,7 @@
               <w:rPr>
                 <w:noProof/>
               </w:rPr>
-              <w:instrText xml:space="preserve"> PAGEREF _Toc244086840 \h </w:instrText>
+              <w:instrText xml:space="preserve"> PAGEREF _Toc244090132 \h </w:instrText>
             </w:r>
             <w:r>
               <w:rPr>
@@ -932,7 +932,7 @@
               <w:rPr>
                 <w:noProof/>
               </w:rPr>
-              <w:t>5</w:t>
+              <w:t>6</w:t>
             </w:r>
             <w:r>
               <w:rPr>
@@ -958,7 +958,7 @@
               <w14:ligatures w14:val="standardContextual"/>
             </w:rPr>
           </w:pPr>
-          <w:hyperlink w:anchor="_Toc244086841" w:history="1">
+          <w:hyperlink w:anchor="_Toc244090133" w:history="1">
             <w:r>
               <w:rPr>
                 <w:rStyle w:val="Hypertextovodkaz"/>
@@ -982,7 +982,7 @@
               <w:rPr>
                 <w:noProof/>
               </w:rPr>
-              <w:instrText xml:space="preserve"> PAGEREF _Toc244086841 \h </w:instrText>
+              <w:instrText xml:space="preserve"> PAGEREF _Toc244090133 \h </w:instrText>
             </w:r>
             <w:r>
               <w:rPr>
@@ -999,7 +999,7 @@
               <w:rPr>
                 <w:noProof/>
               </w:rPr>
-              <w:t>5</w:t>
+              <w:t>6</w:t>
             </w:r>
             <w:r>
               <w:rPr>
@@ -1025,7 +1025,7 @@
               <w14:ligatures w14:val="standardContextual"/>
             </w:rPr>
           </w:pPr>
-          <w:hyperlink w:anchor="_Toc244086842" w:history="1">
+          <w:hyperlink w:anchor="_Toc244090134" w:history="1">
             <w:r>
               <w:rPr>
                 <w:rStyle w:val="Hypertextovodkaz"/>
@@ -1049,7 +1049,7 @@
               <w:rPr>
                 <w:noProof/>
               </w:rPr>
-              <w:instrText xml:space="preserve"> PAGEREF _Toc244086842 \h </w:instrText>
+              <w:instrText xml:space="preserve"> PAGEREF _Toc244090134 \h </w:instrText>
             </w:r>
             <w:r>
               <w:rPr>
@@ -1092,7 +1092,7 @@
               <w14:ligatures w14:val="standardContextual"/>
             </w:rPr>
           </w:pPr>
-          <w:hyperlink w:anchor="_Toc244086843" w:history="1">
+          <w:hyperlink w:anchor="_Toc244090135" w:history="1">
             <w:r>
               <w:rPr>
                 <w:rStyle w:val="Hypertextovodkaz"/>
@@ -1116,7 +1116,7 @@
               <w:rPr>
                 <w:noProof/>
               </w:rPr>
-              <w:instrText xml:space="preserve"> PAGEREF _Toc244086843 \h </w:instrText>
+              <w:instrText xml:space="preserve"> PAGEREF _Toc244090135 \h </w:instrText>
             </w:r>
             <w:r>
               <w:rPr>
@@ -1159,7 +1159,7 @@
               <w14:ligatures w14:val="standardContextual"/>
             </w:rPr>
           </w:pPr>
-          <w:hyperlink w:anchor="_Toc244086844" w:history="1">
+          <w:hyperlink w:anchor="_Toc244090136" w:history="1">
             <w:r>
               <w:rPr>
                 <w:rStyle w:val="Hypertextovodkaz"/>
@@ -1183,7 +1183,7 @@
               <w:rPr>
                 <w:noProof/>
               </w:rPr>
-              <w:instrText xml:space="preserve"> PAGEREF _Toc244086844 \h </w:instrText>
+              <w:instrText xml:space="preserve"> PAGEREF _Toc244090136 \h </w:instrText>
             </w:r>
             <w:r>
               <w:rPr>
@@ -1226,7 +1226,7 @@
               <w14:ligatures w14:val="standardContextual"/>
             </w:rPr>
           </w:pPr>
-          <w:hyperlink w:anchor="_Toc244086845" w:history="1">
+          <w:hyperlink w:anchor="_Toc244090137" w:history="1">
             <w:r>
               <w:rPr>
                 <w:rStyle w:val="Hypertextovodkaz"/>
@@ -1250,7 +1250,7 @@
               <w:rPr>
                 <w:noProof/>
               </w:rPr>
-              <w:instrText xml:space="preserve"> PAGEREF _Toc244086845 \h </w:instrText>
+              <w:instrText xml:space="preserve"> PAGEREF _Toc244090137 \h </w:instrText>
             </w:r>
             <w:r>
               <w:rPr>
@@ -1267,7 +1267,7 @@
               <w:rPr>
                 <w:noProof/>
               </w:rPr>
-              <w:t>7</w:t>
+              <w:t>8</w:t>
             </w:r>
             <w:r>
               <w:rPr>
@@ -1293,7 +1293,7 @@
               <w14:ligatures w14:val="standardContextual"/>
             </w:rPr>
           </w:pPr>
-          <w:hyperlink w:anchor="_Toc244086846" w:history="1">
+          <w:hyperlink w:anchor="_Toc244090138" w:history="1">
             <w:r>
               <w:rPr>
                 <w:rStyle w:val="Hypertextovodkaz"/>
@@ -1317,7 +1317,7 @@
               <w:rPr>
                 <w:noProof/>
               </w:rPr>
-              <w:instrText xml:space="preserve"> PAGEREF _Toc244086846 \h </w:instrText>
+              <w:instrText xml:space="preserve"> PAGEREF _Toc244090138 \h </w:instrText>
             </w:r>
             <w:r>
               <w:rPr>
@@ -1334,7 +1334,7 @@
               <w:rPr>
                 <w:noProof/>
               </w:rPr>
-              <w:t>7</w:t>
+              <w:t>8</w:t>
             </w:r>
             <w:r>
               <w:rPr>
@@ -1360,7 +1360,7 @@
               <w14:ligatures w14:val="standardContextual"/>
             </w:rPr>
           </w:pPr>
-          <w:hyperlink w:anchor="_Toc244086847" w:history="1">
+          <w:hyperlink w:anchor="_Toc244090139" w:history="1">
             <w:r>
               <w:rPr>
                 <w:rStyle w:val="Hypertextovodkaz"/>
@@ -1384,7 +1384,7 @@
               <w:rPr>
                 <w:noProof/>
               </w:rPr>
-              <w:instrText xml:space="preserve"> PAGEREF _Toc244086847 \h </w:instrText>
+              <w:instrText xml:space="preserve"> PAGEREF _Toc244090139 \h </w:instrText>
             </w:r>
             <w:r>
               <w:rPr>
@@ -1427,7 +1427,7 @@
               <w14:ligatures w14:val="standardContextual"/>
             </w:rPr>
           </w:pPr>
-          <w:hyperlink w:anchor="_Toc244086848" w:history="1">
+          <w:hyperlink w:anchor="_Toc244090140" w:history="1">
             <w:r>
               <w:rPr>
                 <w:rStyle w:val="Hypertextovodkaz"/>
@@ -1451,7 +1451,7 @@
               <w:rPr>
                 <w:noProof/>
               </w:rPr>
-              <w:instrText xml:space="preserve"> PAGEREF _Toc244086848 \h </w:instrText>
+              <w:instrText xml:space="preserve"> PAGEREF _Toc244090140 \h </w:instrText>
             </w:r>
             <w:r>
               <w:rPr>
@@ -1468,7 +1468,7 @@
               <w:rPr>
                 <w:noProof/>
               </w:rPr>
-              <w:t>8</w:t>
+              <w:t>9</w:t>
             </w:r>
             <w:r>
               <w:rPr>
@@ -1494,7 +1494,7 @@
               <w14:ligatures w14:val="standardContextual"/>
             </w:rPr>
           </w:pPr>
-          <w:hyperlink w:anchor="_Toc244086849" w:history="1">
+          <w:hyperlink w:anchor="_Toc244090141" w:history="1">
             <w:r>
               <w:rPr>
                 <w:rStyle w:val="Hypertextovodkaz"/>
@@ -1518,7 +1518,7 @@
               <w:rPr>
                 <w:noProof/>
               </w:rPr>
-              <w:instrText xml:space="preserve"> PAGEREF _Toc244086849 \h </w:instrText>
+              <w:instrText xml:space="preserve"> PAGEREF _Toc244090141 \h </w:instrText>
             </w:r>
             <w:r>
               <w:rPr>
@@ -1535,7 +1535,7 @@
               <w:rPr>
                 <w:noProof/>
               </w:rPr>
-              <w:t>8</w:t>
+              <w:t>9</w:t>
             </w:r>
             <w:r>
               <w:rPr>
@@ -1561,7 +1561,7 @@
               <w14:ligatures w14:val="standardContextual"/>
             </w:rPr>
           </w:pPr>
-          <w:hyperlink w:anchor="_Toc244086850" w:history="1">
+          <w:hyperlink w:anchor="_Toc244090142" w:history="1">
             <w:r>
               <w:rPr>
                 <w:rStyle w:val="Hypertextovodkaz"/>
@@ -1585,7 +1585,7 @@
               <w:rPr>
                 <w:noProof/>
               </w:rPr>
-              <w:instrText xml:space="preserve"> PAGEREF _Toc244086850 \h </w:instrText>
+              <w:instrText xml:space="preserve"> PAGEREF _Toc244090142 \h </w:instrText>
             </w:r>
             <w:r>
               <w:rPr>
@@ -1602,7 +1602,7 @@
               <w:rPr>
                 <w:noProof/>
               </w:rPr>
-              <w:t>8</w:t>
+              <w:t>9</w:t>
             </w:r>
             <w:r>
               <w:rPr>
@@ -1628,7 +1628,7 @@
               <w14:ligatures w14:val="standardContextual"/>
             </w:rPr>
           </w:pPr>
-          <w:hyperlink w:anchor="_Toc244086851" w:history="1">
+          <w:hyperlink w:anchor="_Toc244090143" w:history="1">
             <w:r>
               <w:rPr>
                 <w:rStyle w:val="Hypertextovodkaz"/>
@@ -1652,7 +1652,7 @@
               <w:rPr>
                 <w:noProof/>
               </w:rPr>
-              <w:instrText xml:space="preserve"> PAGEREF _Toc244086851 \h </w:instrText>
+              <w:instrText xml:space="preserve"> PAGEREF _Toc244090143 \h </w:instrText>
             </w:r>
             <w:r>
               <w:rPr>
@@ -1669,7 +1669,7 @@
               <w:rPr>
                 <w:noProof/>
               </w:rPr>
-              <w:t>8</w:t>
+              <w:t>9</w:t>
             </w:r>
             <w:r>
               <w:rPr>
@@ -1695,7 +1695,7 @@
               <w14:ligatures w14:val="standardContextual"/>
             </w:rPr>
           </w:pPr>
-          <w:hyperlink w:anchor="_Toc244086852" w:history="1">
+          <w:hyperlink w:anchor="_Toc244090144" w:history="1">
             <w:r>
               <w:rPr>
                 <w:rStyle w:val="Hypertextovodkaz"/>
@@ -1719,7 +1719,7 @@
               <w:rPr>
                 <w:noProof/>
               </w:rPr>
-              <w:instrText xml:space="preserve"> PAGEREF _Toc244086852 \h </w:instrText>
+              <w:instrText xml:space="preserve"> PAGEREF _Toc244090144 \h </w:instrText>
             </w:r>
             <w:r>
               <w:rPr>
@@ -1762,7 +1762,7 @@
               <w14:ligatures w14:val="standardContextual"/>
             </w:rPr>
           </w:pPr>
-          <w:hyperlink w:anchor="_Toc244086853" w:history="1">
+          <w:hyperlink w:anchor="_Toc244090145" w:history="1">
             <w:r>
               <w:rPr>
                 <w:rStyle w:val="Hypertextovodkaz"/>
@@ -1786,7 +1786,7 @@
               <w:rPr>
                 <w:noProof/>
               </w:rPr>
-              <w:instrText xml:space="preserve"> PAGEREF _Toc244086853 \h </w:instrText>
+              <w:instrText xml:space="preserve"> PAGEREF _Toc244090145 \h </w:instrText>
             </w:r>
             <w:r>
               <w:rPr>
@@ -1803,7 +1803,7 @@
               <w:rPr>
                 <w:noProof/>
               </w:rPr>
-              <w:t>9</w:t>
+              <w:t>10</w:t>
             </w:r>
             <w:r>
               <w:rPr>
@@ -1829,7 +1829,7 @@
               <w14:ligatures w14:val="standardContextual"/>
             </w:rPr>
           </w:pPr>
-          <w:hyperlink w:anchor="_Toc244086854" w:history="1">
+          <w:hyperlink w:anchor="_Toc244090146" w:history="1">
             <w:r>
               <w:rPr>
                 <w:rStyle w:val="Hypertextovodkaz"/>
@@ -1853,7 +1853,7 @@
               <w:rPr>
                 <w:noProof/>
               </w:rPr>
-              <w:instrText xml:space="preserve"> PAGEREF _Toc244086854 \h </w:instrText>
+              <w:instrText xml:space="preserve"> PAGEREF _Toc244090146 \h </w:instrText>
             </w:r>
             <w:r>
               <w:rPr>
@@ -1870,7 +1870,7 @@
               <w:rPr>
                 <w:noProof/>
               </w:rPr>
-              <w:t>9</w:t>
+              <w:t>10</w:t>
             </w:r>
             <w:r>
               <w:rPr>
@@ -1896,7 +1896,7 @@
               <w14:ligatures w14:val="standardContextual"/>
             </w:rPr>
           </w:pPr>
-          <w:hyperlink w:anchor="_Toc244086855" w:history="1">
+          <w:hyperlink w:anchor="_Toc244090147" w:history="1">
             <w:r>
               <w:rPr>
                 <w:rStyle w:val="Hypertextovodkaz"/>
@@ -1920,7 +1920,7 @@
               <w:rPr>
                 <w:noProof/>
               </w:rPr>
-              <w:instrText xml:space="preserve"> PAGEREF _Toc244086855 \h </w:instrText>
+              <w:instrText xml:space="preserve"> PAGEREF _Toc244090147 \h </w:instrText>
             </w:r>
             <w:r>
               <w:rPr>
@@ -1937,7 +1937,7 @@
               <w:rPr>
                 <w:noProof/>
               </w:rPr>
-              <w:t>10</w:t>
+              <w:t>11</w:t>
             </w:r>
             <w:r>
               <w:rPr>
@@ -1968,7 +1968,7 @@
       <w:pPr>
         <w:pStyle w:val="Nadpis1"/>
       </w:pPr>
-      <w:bookmarkStart w:id="0" w:name="_Toc244086833"/>
+      <w:bookmarkStart w:id="0" w:name="_Toc244090125"/>
       <w:r>
         <w:t>1  O tomto dokumentu</w:t>
       </w:r>
@@ -1999,6 +1999,7 @@
     </w:p>
     <w:p>
       <w:pPr>
+        <w:keepNext/>
         <w:spacing w:after="120" w:line="288" w:lineRule="auto"/>
       </w:pPr>
       <w:r>
@@ -2106,6 +2107,7 @@
     </w:p>
     <w:p>
       <w:pPr>
+        <w:keepNext/>
         <w:spacing w:after="120" w:line="288" w:lineRule="auto"/>
       </w:pPr>
       <w:r>
@@ -2242,6 +2244,8 @@
           </w:tcPr>
           <w:p>
             <w:pPr>
+              <w:keepNext/>
+              <w:keepLines/>
               <w:spacing w:line="252" w:lineRule="auto"/>
             </w:pPr>
             <w:r>
@@ -2276,6 +2280,8 @@
           </w:tcPr>
           <w:p>
             <w:pPr>
+              <w:keepNext/>
+              <w:keepLines/>
               <w:spacing w:line="252" w:lineRule="auto"/>
             </w:pPr>
             <w:r>
@@ -2310,6 +2316,8 @@
           </w:tcPr>
           <w:p>
             <w:pPr>
+              <w:keepNext/>
+              <w:keepLines/>
               <w:spacing w:line="252" w:lineRule="auto"/>
             </w:pPr>
             <w:r>
@@ -2348,6 +2356,7 @@
           </w:tcPr>
           <w:p>
             <w:pPr>
+              <w:keepLines/>
               <w:spacing w:line="252" w:lineRule="auto"/>
             </w:pPr>
             <w:r>
@@ -2378,6 +2387,7 @@
           </w:tcPr>
           <w:p>
             <w:pPr>
+              <w:keepLines/>
               <w:spacing w:line="252" w:lineRule="auto"/>
             </w:pPr>
             <w:r>
@@ -2408,6 +2418,7 @@
           </w:tcPr>
           <w:p>
             <w:pPr>
+              <w:keepLines/>
               <w:spacing w:line="252" w:lineRule="auto"/>
             </w:pPr>
             <w:r>
@@ -2431,7 +2442,7 @@
         <w:pStyle w:val="Nadpis1"/>
         <w:spacing w:before="480"/>
       </w:pPr>
-      <w:bookmarkStart w:id="1" w:name="_Toc244086834"/>
+      <w:bookmarkStart w:id="1" w:name="_Toc244090126"/>
       <w:r>
         <w:t>2  Princip činnosti</w:t>
       </w:r>
@@ -2482,7 +2493,7 @@
       <w:pPr>
         <w:pStyle w:val="Nadpis2"/>
       </w:pPr>
-      <w:bookmarkStart w:id="2" w:name="_Toc244086835"/>
+      <w:bookmarkStart w:id="2" w:name="_Toc244090127"/>
       <w:r>
         <w:t>2.1  Součásti</w:t>
       </w:r>
@@ -2553,6 +2564,8 @@
           </w:tcPr>
           <w:p>
             <w:pPr>
+              <w:keepNext/>
+              <w:keepLines/>
               <w:spacing w:line="252" w:lineRule="auto"/>
             </w:pPr>
             <w:r>
@@ -2587,6 +2600,8 @@
           </w:tcPr>
           <w:p>
             <w:pPr>
+              <w:keepNext/>
+              <w:keepLines/>
               <w:spacing w:line="252" w:lineRule="auto"/>
             </w:pPr>
             <w:r>
@@ -2625,6 +2640,8 @@
           </w:tcPr>
           <w:p>
             <w:pPr>
+              <w:keepNext/>
+              <w:keepLines/>
               <w:spacing w:line="252" w:lineRule="auto"/>
             </w:pPr>
             <w:r>
@@ -2655,6 +2672,8 @@
           </w:tcPr>
           <w:p>
             <w:pPr>
+              <w:keepNext/>
+              <w:keepLines/>
               <w:spacing w:line="252" w:lineRule="auto"/>
             </w:pPr>
             <w:r>
@@ -2720,6 +2739,8 @@
           </w:tcPr>
           <w:p>
             <w:pPr>
+              <w:keepNext/>
+              <w:keepLines/>
               <w:spacing w:line="252" w:lineRule="auto"/>
             </w:pPr>
             <w:r>
@@ -2750,6 +2771,8 @@
           </w:tcPr>
           <w:p>
             <w:pPr>
+              <w:keepNext/>
+              <w:keepLines/>
               <w:spacing w:line="252" w:lineRule="auto"/>
             </w:pPr>
             <w:r>
@@ -2785,6 +2808,8 @@
           </w:tcPr>
           <w:p>
             <w:pPr>
+              <w:keepNext/>
+              <w:keepLines/>
               <w:spacing w:line="252" w:lineRule="auto"/>
             </w:pPr>
             <w:r>
@@ -2815,6 +2840,8 @@
           </w:tcPr>
           <w:p>
             <w:pPr>
+              <w:keepNext/>
+              <w:keepLines/>
               <w:spacing w:line="252" w:lineRule="auto"/>
             </w:pPr>
             <w:r>
@@ -2850,6 +2877,8 @@
           </w:tcPr>
           <w:p>
             <w:pPr>
+              <w:keepNext/>
+              <w:keepLines/>
               <w:spacing w:line="252" w:lineRule="auto"/>
             </w:pPr>
             <w:r>
@@ -2880,6 +2909,8 @@
           </w:tcPr>
           <w:p>
             <w:pPr>
+              <w:keepNext/>
+              <w:keepLines/>
               <w:spacing w:line="252" w:lineRule="auto"/>
             </w:pPr>
             <w:r>
@@ -2930,6 +2961,8 @@
           </w:tcPr>
           <w:p>
             <w:pPr>
+              <w:keepNext/>
+              <w:keepLines/>
               <w:spacing w:line="252" w:lineRule="auto"/>
             </w:pPr>
             <w:r>
@@ -2960,6 +2993,8 @@
           </w:tcPr>
           <w:p>
             <w:pPr>
+              <w:keepNext/>
+              <w:keepLines/>
               <w:spacing w:line="252" w:lineRule="auto"/>
             </w:pPr>
             <w:r>
@@ -2995,6 +3030,7 @@
           </w:tcPr>
           <w:p>
             <w:pPr>
+              <w:keepLines/>
               <w:spacing w:line="252" w:lineRule="auto"/>
             </w:pPr>
             <w:r>
@@ -3025,6 +3061,7 @@
           </w:tcPr>
           <w:p>
             <w:pPr>
+              <w:keepLines/>
               <w:spacing w:line="252" w:lineRule="auto"/>
             </w:pPr>
             <w:r>
@@ -3047,7 +3084,7 @@
       <w:pPr>
         <w:pStyle w:val="Nadpis2"/>
       </w:pPr>
-      <w:bookmarkStart w:id="3" w:name="_Toc244086836"/>
+      <w:bookmarkStart w:id="3" w:name="_Toc244090128"/>
       <w:r>
         <w:t>2.2  Zdroje dat</w:t>
       </w:r>
@@ -3119,6 +3156,8 @@
           </w:tcPr>
           <w:p>
             <w:pPr>
+              <w:keepNext/>
+              <w:keepLines/>
               <w:spacing w:line="252" w:lineRule="auto"/>
             </w:pPr>
             <w:r>
@@ -3153,6 +3192,8 @@
           </w:tcPr>
           <w:p>
             <w:pPr>
+              <w:keepNext/>
+              <w:keepLines/>
               <w:spacing w:line="252" w:lineRule="auto"/>
             </w:pPr>
             <w:r>
@@ -3187,6 +3228,8 @@
           </w:tcPr>
           <w:p>
             <w:pPr>
+              <w:keepNext/>
+              <w:keepLines/>
               <w:spacing w:line="252" w:lineRule="auto"/>
             </w:pPr>
             <w:r>
@@ -3225,6 +3268,8 @@
           </w:tcPr>
           <w:p>
             <w:pPr>
+              <w:keepNext/>
+              <w:keepLines/>
               <w:spacing w:line="252" w:lineRule="auto"/>
             </w:pPr>
             <w:r>
@@ -3255,6 +3300,8 @@
           </w:tcPr>
           <w:p>
             <w:pPr>
+              <w:keepNext/>
+              <w:keepLines/>
               <w:spacing w:line="252" w:lineRule="auto"/>
             </w:pPr>
             <w:r>
@@ -3286,6 +3333,8 @@
           </w:tcPr>
           <w:p>
             <w:pPr>
+              <w:keepNext/>
+              <w:keepLines/>
               <w:spacing w:line="252" w:lineRule="auto"/>
             </w:pPr>
             <w:r>
@@ -3321,6 +3370,8 @@
           </w:tcPr>
           <w:p>
             <w:pPr>
+              <w:keepNext/>
+              <w:keepLines/>
               <w:spacing w:line="252" w:lineRule="auto"/>
             </w:pPr>
             <w:r>
@@ -3351,6 +3402,8 @@
           </w:tcPr>
           <w:p>
             <w:pPr>
+              <w:keepNext/>
+              <w:keepLines/>
               <w:spacing w:line="252" w:lineRule="auto"/>
             </w:pPr>
             <w:r>
@@ -3397,6 +3450,8 @@
           </w:tcPr>
           <w:p>
             <w:pPr>
+              <w:keepNext/>
+              <w:keepLines/>
               <w:spacing w:line="252" w:lineRule="auto"/>
             </w:pPr>
             <w:r>
@@ -3447,6 +3502,8 @@
           </w:tcPr>
           <w:p>
             <w:pPr>
+              <w:keepNext/>
+              <w:keepLines/>
               <w:spacing w:line="252" w:lineRule="auto"/>
             </w:pPr>
             <w:r>
@@ -3477,6 +3534,8 @@
           </w:tcPr>
           <w:p>
             <w:pPr>
+              <w:keepNext/>
+              <w:keepLines/>
               <w:spacing w:line="252" w:lineRule="auto"/>
             </w:pPr>
             <w:r>
@@ -3508,6 +3567,8 @@
           </w:tcPr>
           <w:p>
             <w:pPr>
+              <w:keepNext/>
+              <w:keepLines/>
               <w:spacing w:line="252" w:lineRule="auto"/>
             </w:pPr>
             <w:r>
@@ -3543,6 +3604,7 @@
           </w:tcPr>
           <w:p>
             <w:pPr>
+              <w:keepLines/>
               <w:spacing w:line="252" w:lineRule="auto"/>
             </w:pPr>
             <w:r>
@@ -3573,6 +3635,7 @@
           </w:tcPr>
           <w:p>
             <w:pPr>
+              <w:keepLines/>
               <w:spacing w:line="252" w:lineRule="auto"/>
             </w:pPr>
             <w:r>
@@ -3604,6 +3667,7 @@
           </w:tcPr>
           <w:p>
             <w:pPr>
+              <w:keepLines/>
               <w:spacing w:line="252" w:lineRule="auto"/>
             </w:pPr>
             <w:r>
@@ -3667,7 +3731,7 @@
       <w:pPr>
         <w:pStyle w:val="Nadpis2"/>
       </w:pPr>
-      <w:bookmarkStart w:id="4" w:name="_Toc244086837"/>
+      <w:bookmarkStart w:id="4" w:name="_Toc244090129"/>
       <w:r>
         <w:t>2.3  Poruchy a výpadky</w:t>
       </w:r>
@@ -3738,6 +3802,8 @@
           </w:tcPr>
           <w:p>
             <w:pPr>
+              <w:keepNext/>
+              <w:keepLines/>
               <w:spacing w:line="252" w:lineRule="auto"/>
             </w:pPr>
             <w:r>
@@ -3772,6 +3838,8 @@
           </w:tcPr>
           <w:p>
             <w:pPr>
+              <w:keepNext/>
+              <w:keepLines/>
               <w:spacing w:line="252" w:lineRule="auto"/>
             </w:pPr>
             <w:r>
@@ -3810,6 +3878,8 @@
           </w:tcPr>
           <w:p>
             <w:pPr>
+              <w:keepNext/>
+              <w:keepLines/>
               <w:spacing w:line="252" w:lineRule="auto"/>
             </w:pPr>
             <w:r>
@@ -3840,6 +3910,8 @@
           </w:tcPr>
           <w:p>
             <w:pPr>
+              <w:keepNext/>
+              <w:keepLines/>
               <w:spacing w:line="252" w:lineRule="auto"/>
             </w:pPr>
             <w:r>
@@ -3875,6 +3947,8 @@
           </w:tcPr>
           <w:p>
             <w:pPr>
+              <w:keepNext/>
+              <w:keepLines/>
               <w:spacing w:line="252" w:lineRule="auto"/>
             </w:pPr>
             <w:r>
@@ -3905,6 +3979,8 @@
           </w:tcPr>
           <w:p>
             <w:pPr>
+              <w:keepNext/>
+              <w:keepLines/>
               <w:spacing w:line="252" w:lineRule="auto"/>
             </w:pPr>
             <w:r>
@@ -3940,6 +4016,8 @@
           </w:tcPr>
           <w:p>
             <w:pPr>
+              <w:keepNext/>
+              <w:keepLines/>
               <w:spacing w:line="252" w:lineRule="auto"/>
             </w:pPr>
             <w:r>
@@ -3970,6 +4048,8 @@
           </w:tcPr>
           <w:p>
             <w:pPr>
+              <w:keepNext/>
+              <w:keepLines/>
               <w:spacing w:line="252" w:lineRule="auto"/>
             </w:pPr>
             <w:r>
@@ -4005,6 +4085,8 @@
           </w:tcPr>
           <w:p>
             <w:pPr>
+              <w:keepNext/>
+              <w:keepLines/>
               <w:spacing w:line="252" w:lineRule="auto"/>
             </w:pPr>
             <w:r>
@@ -4050,6 +4132,8 @@
           </w:tcPr>
           <w:p>
             <w:pPr>
+              <w:keepNext/>
+              <w:keepLines/>
               <w:spacing w:line="252" w:lineRule="auto"/>
             </w:pPr>
             <w:r>
@@ -4100,6 +4184,7 @@
           </w:tcPr>
           <w:p>
             <w:pPr>
+              <w:keepLines/>
               <w:spacing w:line="252" w:lineRule="auto"/>
             </w:pPr>
             <w:r>
@@ -4130,6 +4215,7 @@
           </w:tcPr>
           <w:p>
             <w:pPr>
+              <w:keepLines/>
               <w:spacing w:line="252" w:lineRule="auto"/>
             </w:pPr>
             <w:r>
@@ -4153,7 +4239,7 @@
         <w:pStyle w:val="Nadpis1"/>
         <w:spacing w:before="480"/>
       </w:pPr>
-      <w:bookmarkStart w:id="5" w:name="_Toc244086838"/>
+      <w:bookmarkStart w:id="5" w:name="_Toc244090130"/>
       <w:r>
         <w:t>3  Rozhraní s PLC</w:t>
       </w:r>
@@ -4267,6 +4353,8 @@
           </w:tcPr>
           <w:p>
             <w:pPr>
+              <w:keepNext/>
+              <w:keepLines/>
               <w:spacing w:line="252" w:lineRule="auto"/>
             </w:pPr>
             <w:r>
@@ -4301,6 +4389,8 @@
           </w:tcPr>
           <w:p>
             <w:pPr>
+              <w:keepNext/>
+              <w:keepLines/>
               <w:spacing w:line="252" w:lineRule="auto"/>
             </w:pPr>
             <w:r>
@@ -4335,6 +4425,8 @@
           </w:tcPr>
           <w:p>
             <w:pPr>
+              <w:keepNext/>
+              <w:keepLines/>
               <w:spacing w:line="252" w:lineRule="auto"/>
             </w:pPr>
             <w:r>
@@ -4369,6 +4461,8 @@
           </w:tcPr>
           <w:p>
             <w:pPr>
+              <w:keepNext/>
+              <w:keepLines/>
               <w:spacing w:line="252" w:lineRule="auto"/>
             </w:pPr>
             <w:r>
@@ -4407,6 +4501,8 @@
           </w:tcPr>
           <w:p>
             <w:pPr>
+              <w:keepNext/>
+              <w:keepLines/>
               <w:spacing w:line="252" w:lineRule="auto"/>
             </w:pPr>
             <w:r>
@@ -4438,6 +4534,8 @@
           </w:tcPr>
           <w:p>
             <w:pPr>
+              <w:keepNext/>
+              <w:keepLines/>
               <w:spacing w:line="252" w:lineRule="auto"/>
             </w:pPr>
             <w:r>
@@ -4468,6 +4566,8 @@
           </w:tcPr>
           <w:p>
             <w:pPr>
+              <w:keepNext/>
+              <w:keepLines/>
               <w:spacing w:line="252" w:lineRule="auto"/>
             </w:pPr>
             <w:r>
@@ -4498,6 +4598,8 @@
           </w:tcPr>
           <w:p>
             <w:pPr>
+              <w:keepNext/>
+              <w:keepLines/>
               <w:spacing w:line="252" w:lineRule="auto"/>
             </w:pPr>
             <w:r>
@@ -4533,6 +4635,8 @@
           </w:tcPr>
           <w:p>
             <w:pPr>
+              <w:keepNext/>
+              <w:keepLines/>
               <w:spacing w:line="252" w:lineRule="auto"/>
             </w:pPr>
             <w:r>
@@ -4564,6 +4668,8 @@
           </w:tcPr>
           <w:p>
             <w:pPr>
+              <w:keepNext/>
+              <w:keepLines/>
               <w:spacing w:line="252" w:lineRule="auto"/>
             </w:pPr>
             <w:r>
@@ -4594,6 +4700,8 @@
           </w:tcPr>
           <w:p>
             <w:pPr>
+              <w:keepNext/>
+              <w:keepLines/>
               <w:spacing w:line="252" w:lineRule="auto"/>
             </w:pPr>
             <w:r>
@@ -4624,6 +4732,8 @@
           </w:tcPr>
           <w:p>
             <w:pPr>
+              <w:keepNext/>
+              <w:keepLines/>
               <w:spacing w:line="252" w:lineRule="auto"/>
             </w:pPr>
             <w:r>
@@ -4659,6 +4769,8 @@
           </w:tcPr>
           <w:p>
             <w:pPr>
+              <w:keepNext/>
+              <w:keepLines/>
               <w:spacing w:line="252" w:lineRule="auto"/>
             </w:pPr>
             <w:r>
@@ -4690,6 +4802,8 @@
           </w:tcPr>
           <w:p>
             <w:pPr>
+              <w:keepNext/>
+              <w:keepLines/>
               <w:spacing w:line="252" w:lineRule="auto"/>
             </w:pPr>
             <w:r>
@@ -4720,6 +4834,8 @@
           </w:tcPr>
           <w:p>
             <w:pPr>
+              <w:keepNext/>
+              <w:keepLines/>
               <w:spacing w:line="252" w:lineRule="auto"/>
             </w:pPr>
             <w:r>
@@ -4750,6 +4866,8 @@
           </w:tcPr>
           <w:p>
             <w:pPr>
+              <w:keepNext/>
+              <w:keepLines/>
               <w:spacing w:line="252" w:lineRule="auto"/>
             </w:pPr>
             <w:r>
@@ -4785,6 +4903,8 @@
           </w:tcPr>
           <w:p>
             <w:pPr>
+              <w:keepNext/>
+              <w:keepLines/>
               <w:spacing w:line="252" w:lineRule="auto"/>
             </w:pPr>
             <w:r>
@@ -4816,6 +4936,8 @@
           </w:tcPr>
           <w:p>
             <w:pPr>
+              <w:keepNext/>
+              <w:keepLines/>
               <w:spacing w:line="252" w:lineRule="auto"/>
             </w:pPr>
             <w:r>
@@ -4846,6 +4968,8 @@
           </w:tcPr>
           <w:p>
             <w:pPr>
+              <w:keepNext/>
+              <w:keepLines/>
               <w:spacing w:line="252" w:lineRule="auto"/>
             </w:pPr>
             <w:r>
@@ -4876,6 +5000,8 @@
           </w:tcPr>
           <w:p>
             <w:pPr>
+              <w:keepNext/>
+              <w:keepLines/>
               <w:spacing w:line="252" w:lineRule="auto"/>
             </w:pPr>
             <w:r>
@@ -4911,6 +5037,8 @@
           </w:tcPr>
           <w:p>
             <w:pPr>
+              <w:keepNext/>
+              <w:keepLines/>
               <w:spacing w:line="252" w:lineRule="auto"/>
             </w:pPr>
             <w:r>
@@ -4942,6 +5070,8 @@
           </w:tcPr>
           <w:p>
             <w:pPr>
+              <w:keepNext/>
+              <w:keepLines/>
               <w:spacing w:line="252" w:lineRule="auto"/>
             </w:pPr>
             <w:r>
@@ -4972,6 +5102,8 @@
           </w:tcPr>
           <w:p>
             <w:pPr>
+              <w:keepNext/>
+              <w:keepLines/>
               <w:spacing w:line="252" w:lineRule="auto"/>
             </w:pPr>
             <w:r>
@@ -5002,6 +5134,8 @@
           </w:tcPr>
           <w:p>
             <w:pPr>
+              <w:keepNext/>
+              <w:keepLines/>
               <w:spacing w:line="252" w:lineRule="auto"/>
             </w:pPr>
             <w:r>
@@ -5037,6 +5171,7 @@
           </w:tcPr>
           <w:p>
             <w:pPr>
+              <w:keepLines/>
               <w:spacing w:line="252" w:lineRule="auto"/>
             </w:pPr>
             <w:r>
@@ -5068,6 +5203,7 @@
           </w:tcPr>
           <w:p>
             <w:pPr>
+              <w:keepLines/>
               <w:spacing w:line="252" w:lineRule="auto"/>
             </w:pPr>
             <w:r>
@@ -5098,6 +5234,7 @@
           </w:tcPr>
           <w:p>
             <w:pPr>
+              <w:keepLines/>
               <w:spacing w:line="252" w:lineRule="auto"/>
             </w:pPr>
             <w:r>
@@ -5128,6 +5265,7 @@
           </w:tcPr>
           <w:p>
             <w:pPr>
+              <w:keepLines/>
               <w:spacing w:line="252" w:lineRule="auto"/>
             </w:pPr>
             <w:r>
@@ -5181,7 +5319,7 @@
         <w:pStyle w:val="Nadpis1"/>
         <w:spacing w:before="480"/>
       </w:pPr>
-      <w:bookmarkStart w:id="6" w:name="_Toc244086839"/>
+      <w:bookmarkStart w:id="6" w:name="_Toc244090131"/>
       <w:r>
         <w:t>4  Uživatelé a přístup</w:t>
       </w:r>
@@ -5191,7 +5329,7 @@
       <w:pPr>
         <w:pStyle w:val="Nadpis2"/>
       </w:pPr>
-      <w:bookmarkStart w:id="7" w:name="_Toc244086840"/>
+      <w:bookmarkStart w:id="7" w:name="_Toc244090132"/>
       <w:r>
         <w:t>4.1  Role</w:t>
       </w:r>
@@ -5263,6 +5401,8 @@
           </w:tcPr>
           <w:p>
             <w:pPr>
+              <w:keepNext/>
+              <w:keepLines/>
               <w:spacing w:line="252" w:lineRule="auto"/>
             </w:pPr>
             <w:r>
@@ -5297,6 +5437,8 @@
           </w:tcPr>
           <w:p>
             <w:pPr>
+              <w:keepNext/>
+              <w:keepLines/>
               <w:spacing w:line="252" w:lineRule="auto"/>
             </w:pPr>
             <w:r>
@@ -5331,6 +5473,8 @@
           </w:tcPr>
           <w:p>
             <w:pPr>
+              <w:keepNext/>
+              <w:keepLines/>
               <w:spacing w:line="252" w:lineRule="auto"/>
             </w:pPr>
             <w:r>
@@ -5369,6 +5513,8 @@
           </w:tcPr>
           <w:p>
             <w:pPr>
+              <w:keepNext/>
+              <w:keepLines/>
               <w:spacing w:line="252" w:lineRule="auto"/>
             </w:pPr>
             <w:r>
@@ -5399,6 +5545,8 @@
           </w:tcPr>
           <w:p>
             <w:pPr>
+              <w:keepNext/>
+              <w:keepLines/>
               <w:spacing w:line="252" w:lineRule="auto"/>
             </w:pPr>
             <w:r>
@@ -5429,6 +5577,8 @@
           </w:tcPr>
           <w:p>
             <w:pPr>
+              <w:keepNext/>
+              <w:keepLines/>
               <w:spacing w:line="252" w:lineRule="auto"/>
             </w:pPr>
             <w:r>
@@ -5464,6 +5614,8 @@
           </w:tcPr>
           <w:p>
             <w:pPr>
+              <w:keepNext/>
+              <w:keepLines/>
               <w:spacing w:line="252" w:lineRule="auto"/>
             </w:pPr>
             <w:r>
@@ -5494,6 +5646,8 @@
           </w:tcPr>
           <w:p>
             <w:pPr>
+              <w:keepNext/>
+              <w:keepLines/>
               <w:spacing w:line="252" w:lineRule="auto"/>
             </w:pPr>
             <w:r>
@@ -5524,6 +5678,8 @@
           </w:tcPr>
           <w:p>
             <w:pPr>
+              <w:keepNext/>
+              <w:keepLines/>
               <w:spacing w:line="252" w:lineRule="auto"/>
             </w:pPr>
             <w:r>
@@ -5559,6 +5715,8 @@
           </w:tcPr>
           <w:p>
             <w:pPr>
+              <w:keepNext/>
+              <w:keepLines/>
               <w:spacing w:line="252" w:lineRule="auto"/>
             </w:pPr>
             <w:r>
@@ -5589,6 +5747,8 @@
           </w:tcPr>
           <w:p>
             <w:pPr>
+              <w:keepNext/>
+              <w:keepLines/>
               <w:spacing w:line="252" w:lineRule="auto"/>
             </w:pPr>
             <w:r>
@@ -5619,6 +5779,8 @@
           </w:tcPr>
           <w:p>
             <w:pPr>
+              <w:keepNext/>
+              <w:keepLines/>
               <w:spacing w:line="252" w:lineRule="auto"/>
             </w:pPr>
             <w:r>
@@ -5654,6 +5816,7 @@
           </w:tcPr>
           <w:p>
             <w:pPr>
+              <w:keepLines/>
               <w:spacing w:line="252" w:lineRule="auto"/>
             </w:pPr>
             <w:r>
@@ -5684,6 +5847,7 @@
           </w:tcPr>
           <w:p>
             <w:pPr>
+              <w:keepLines/>
               <w:spacing w:line="252" w:lineRule="auto"/>
             </w:pPr>
             <w:r>
@@ -5714,6 +5878,7 @@
           </w:tcPr>
           <w:p>
             <w:pPr>
+              <w:keepLines/>
               <w:spacing w:line="252" w:lineRule="auto"/>
             </w:pPr>
             <w:r>
@@ -5777,7 +5942,7 @@
       <w:pPr>
         <w:pStyle w:val="Nadpis2"/>
       </w:pPr>
-      <w:bookmarkStart w:id="8" w:name="_Toc244086841"/>
+      <w:bookmarkStart w:id="8" w:name="_Toc244090133"/>
       <w:r>
         <w:t>4.2  U testeru a vzdáleně</w:t>
       </w:r>
@@ -5914,7 +6079,7 @@
       <w:pPr>
         <w:pStyle w:val="Nadpis2"/>
       </w:pPr>
-      <w:bookmarkStart w:id="9" w:name="_Toc244086842"/>
+      <w:bookmarkStart w:id="9" w:name="_Toc244090134"/>
       <w:r>
         <w:t>4.3  Přihlášení a relace</w:t>
       </w:r>
@@ -6053,7 +6218,7 @@
         <w:pStyle w:val="Nadpis1"/>
         <w:spacing w:before="480"/>
       </w:pPr>
-      <w:bookmarkStart w:id="10" w:name="_Toc244086843"/>
+      <w:bookmarkStart w:id="10" w:name="_Toc244090135"/>
       <w:r>
         <w:t>5  REST API a WebSocket</w:t>
       </w:r>
@@ -6176,6 +6341,8 @@
           </w:tcPr>
           <w:p>
             <w:pPr>
+              <w:keepNext/>
+              <w:keepLines/>
               <w:spacing w:line="252" w:lineRule="auto"/>
             </w:pPr>
             <w:r>
@@ -6210,6 +6377,8 @@
           </w:tcPr>
           <w:p>
             <w:pPr>
+              <w:keepNext/>
+              <w:keepLines/>
               <w:spacing w:line="252" w:lineRule="auto"/>
             </w:pPr>
             <w:r>
@@ -6248,6 +6417,8 @@
           </w:tcPr>
           <w:p>
             <w:pPr>
+              <w:keepNext/>
+              <w:keepLines/>
               <w:spacing w:line="252" w:lineRule="auto"/>
             </w:pPr>
             <w:r>
@@ -6279,6 +6450,8 @@
           </w:tcPr>
           <w:p>
             <w:pPr>
+              <w:keepNext/>
+              <w:keepLines/>
               <w:spacing w:line="252" w:lineRule="auto"/>
             </w:pPr>
             <w:r>
@@ -6314,6 +6487,8 @@
           </w:tcPr>
           <w:p>
             <w:pPr>
+              <w:keepNext/>
+              <w:keepLines/>
               <w:spacing w:line="252" w:lineRule="auto"/>
             </w:pPr>
             <w:r>
@@ -6345,6 +6520,8 @@
           </w:tcPr>
           <w:p>
             <w:pPr>
+              <w:keepNext/>
+              <w:keepLines/>
               <w:spacing w:line="252" w:lineRule="auto"/>
             </w:pPr>
             <w:r>
@@ -6380,6 +6557,8 @@
           </w:tcPr>
           <w:p>
             <w:pPr>
+              <w:keepNext/>
+              <w:keepLines/>
               <w:spacing w:line="252" w:lineRule="auto"/>
             </w:pPr>
             <w:r>
@@ -6411,6 +6590,8 @@
           </w:tcPr>
           <w:p>
             <w:pPr>
+              <w:keepNext/>
+              <w:keepLines/>
               <w:spacing w:line="252" w:lineRule="auto"/>
             </w:pPr>
             <w:r>
@@ -6521,6 +6702,8 @@
           </w:tcPr>
           <w:p>
             <w:pPr>
+              <w:keepNext/>
+              <w:keepLines/>
               <w:spacing w:line="252" w:lineRule="auto"/>
             </w:pPr>
             <w:r>
@@ -6552,6 +6735,8 @@
           </w:tcPr>
           <w:p>
             <w:pPr>
+              <w:keepNext/>
+              <w:keepLines/>
               <w:spacing w:line="252" w:lineRule="auto"/>
             </w:pPr>
             <w:r>
@@ -6587,6 +6772,8 @@
           </w:tcPr>
           <w:p>
             <w:pPr>
+              <w:keepNext/>
+              <w:keepLines/>
               <w:spacing w:line="252" w:lineRule="auto"/>
             </w:pPr>
             <w:r>
@@ -6648,6 +6835,8 @@
           </w:tcPr>
           <w:p>
             <w:pPr>
+              <w:keepNext/>
+              <w:keepLines/>
               <w:spacing w:line="252" w:lineRule="auto"/>
             </w:pPr>
             <w:r>
@@ -6683,6 +6872,8 @@
           </w:tcPr>
           <w:p>
             <w:pPr>
+              <w:keepNext/>
+              <w:keepLines/>
               <w:spacing w:line="252" w:lineRule="auto"/>
             </w:pPr>
             <w:r>
@@ -6714,6 +6905,8 @@
           </w:tcPr>
           <w:p>
             <w:pPr>
+              <w:keepNext/>
+              <w:keepLines/>
               <w:spacing w:line="252" w:lineRule="auto"/>
             </w:pPr>
             <w:r>
@@ -6809,6 +7002,8 @@
           </w:tcPr>
           <w:p>
             <w:pPr>
+              <w:keepNext/>
+              <w:keepLines/>
               <w:spacing w:line="252" w:lineRule="auto"/>
             </w:pPr>
             <w:r>
@@ -6855,6 +7050,8 @@
           </w:tcPr>
           <w:p>
             <w:pPr>
+              <w:keepNext/>
+              <w:keepLines/>
               <w:spacing w:line="252" w:lineRule="auto"/>
             </w:pPr>
             <w:r>
@@ -6890,6 +7087,8 @@
           </w:tcPr>
           <w:p>
             <w:pPr>
+              <w:keepNext/>
+              <w:keepLines/>
               <w:spacing w:line="252" w:lineRule="auto"/>
             </w:pPr>
             <w:r>
@@ -6951,6 +7150,8 @@
           </w:tcPr>
           <w:p>
             <w:pPr>
+              <w:keepNext/>
+              <w:keepLines/>
               <w:spacing w:line="252" w:lineRule="auto"/>
             </w:pPr>
             <w:r>
@@ -6986,6 +7187,8 @@
           </w:tcPr>
           <w:p>
             <w:pPr>
+              <w:keepNext/>
+              <w:keepLines/>
               <w:spacing w:line="252" w:lineRule="auto"/>
             </w:pPr>
             <w:r>
@@ -7017,6 +7220,8 @@
           </w:tcPr>
           <w:p>
             <w:pPr>
+              <w:keepNext/>
+              <w:keepLines/>
               <w:spacing w:line="252" w:lineRule="auto"/>
             </w:pPr>
             <w:r>
@@ -7052,6 +7257,8 @@
           </w:tcPr>
           <w:p>
             <w:pPr>
+              <w:keepNext/>
+              <w:keepLines/>
               <w:spacing w:line="252" w:lineRule="auto"/>
             </w:pPr>
             <w:r>
@@ -7098,6 +7305,8 @@
           </w:tcPr>
           <w:p>
             <w:pPr>
+              <w:keepNext/>
+              <w:keepLines/>
               <w:spacing w:line="252" w:lineRule="auto"/>
             </w:pPr>
             <w:r>
@@ -7133,6 +7342,8 @@
           </w:tcPr>
           <w:p>
             <w:pPr>
+              <w:keepNext/>
+              <w:keepLines/>
               <w:spacing w:line="252" w:lineRule="auto"/>
             </w:pPr>
             <w:r>
@@ -7194,6 +7405,8 @@
           </w:tcPr>
           <w:p>
             <w:pPr>
+              <w:keepNext/>
+              <w:keepLines/>
               <w:spacing w:line="252" w:lineRule="auto"/>
             </w:pPr>
             <w:r>
@@ -7229,6 +7442,7 @@
           </w:tcPr>
           <w:p>
             <w:pPr>
+              <w:keepLines/>
               <w:spacing w:line="252" w:lineRule="auto"/>
             </w:pPr>
             <w:r>
@@ -7260,6 +7474,7 @@
           </w:tcPr>
           <w:p>
             <w:pPr>
+              <w:keepLines/>
               <w:spacing w:line="252" w:lineRule="auto"/>
             </w:pPr>
             <w:r>
@@ -7283,7 +7498,7 @@
         <w:pStyle w:val="Nadpis1"/>
         <w:spacing w:before="480"/>
       </w:pPr>
-      <w:bookmarkStart w:id="11" w:name="_Toc244086844"/>
+      <w:bookmarkStart w:id="11" w:name="_Toc244090136"/>
       <w:r>
         <w:t>6  Konfigurace (Config.toml)</w:t>
       </w:r>
@@ -7382,6 +7597,8 @@
           </w:tcPr>
           <w:p>
             <w:pPr>
+              <w:keepNext/>
+              <w:keepLines/>
               <w:spacing w:line="252" w:lineRule="auto"/>
             </w:pPr>
             <w:r>
@@ -7416,6 +7633,8 @@
           </w:tcPr>
           <w:p>
             <w:pPr>
+              <w:keepNext/>
+              <w:keepLines/>
               <w:spacing w:line="252" w:lineRule="auto"/>
             </w:pPr>
             <w:r>
@@ -7450,6 +7669,8 @@
           </w:tcPr>
           <w:p>
             <w:pPr>
+              <w:keepNext/>
+              <w:keepLines/>
               <w:spacing w:line="252" w:lineRule="auto"/>
             </w:pPr>
             <w:r>
@@ -7488,6 +7709,8 @@
           </w:tcPr>
           <w:p>
             <w:pPr>
+              <w:keepNext/>
+              <w:keepLines/>
               <w:spacing w:line="252" w:lineRule="auto"/>
             </w:pPr>
             <w:r>
@@ -7519,6 +7742,8 @@
           </w:tcPr>
           <w:p>
             <w:pPr>
+              <w:keepNext/>
+              <w:keepLines/>
               <w:spacing w:line="252" w:lineRule="auto"/>
             </w:pPr>
             <w:r>
@@ -7550,6 +7775,8 @@
           </w:tcPr>
           <w:p>
             <w:pPr>
+              <w:keepNext/>
+              <w:keepLines/>
               <w:spacing w:line="252" w:lineRule="auto"/>
             </w:pPr>
             <w:r>
@@ -7585,6 +7812,8 @@
           </w:tcPr>
           <w:p>
             <w:pPr>
+              <w:keepNext/>
+              <w:keepLines/>
               <w:spacing w:line="252" w:lineRule="auto"/>
             </w:pPr>
             <w:r>
@@ -7616,6 +7845,8 @@
           </w:tcPr>
           <w:p>
             <w:pPr>
+              <w:keepNext/>
+              <w:keepLines/>
               <w:spacing w:line="252" w:lineRule="auto"/>
             </w:pPr>
             <w:r>
@@ -7647,6 +7878,8 @@
           </w:tcPr>
           <w:p>
             <w:pPr>
+              <w:keepNext/>
+              <w:keepLines/>
               <w:spacing w:line="252" w:lineRule="auto"/>
             </w:pPr>
             <w:r>
@@ -7682,6 +7915,8 @@
           </w:tcPr>
           <w:p>
             <w:pPr>
+              <w:keepNext/>
+              <w:keepLines/>
               <w:spacing w:line="252" w:lineRule="auto"/>
             </w:pPr>
             <w:r>
@@ -7713,6 +7948,8 @@
           </w:tcPr>
           <w:p>
             <w:pPr>
+              <w:keepNext/>
+              <w:keepLines/>
               <w:spacing w:line="252" w:lineRule="auto"/>
             </w:pPr>
             <w:r>
@@ -7744,6 +7981,8 @@
           </w:tcPr>
           <w:p>
             <w:pPr>
+              <w:keepNext/>
+              <w:keepLines/>
               <w:spacing w:line="252" w:lineRule="auto"/>
             </w:pPr>
             <w:r>
@@ -7794,6 +8033,8 @@
           </w:tcPr>
           <w:p>
             <w:pPr>
+              <w:keepNext/>
+              <w:keepLines/>
               <w:spacing w:line="252" w:lineRule="auto"/>
             </w:pPr>
             <w:r>
@@ -7825,6 +8066,8 @@
           </w:tcPr>
           <w:p>
             <w:pPr>
+              <w:keepNext/>
+              <w:keepLines/>
               <w:spacing w:line="252" w:lineRule="auto"/>
             </w:pPr>
             <w:r>
@@ -7856,6 +8099,8 @@
           </w:tcPr>
           <w:p>
             <w:pPr>
+              <w:keepNext/>
+              <w:keepLines/>
               <w:spacing w:line="252" w:lineRule="auto"/>
             </w:pPr>
             <w:r>
@@ -7891,6 +8136,8 @@
           </w:tcPr>
           <w:p>
             <w:pPr>
+              <w:keepNext/>
+              <w:keepLines/>
               <w:spacing w:line="252" w:lineRule="auto"/>
             </w:pPr>
             <w:r>
@@ -7937,6 +8184,8 @@
           </w:tcPr>
           <w:p>
             <w:pPr>
+              <w:keepNext/>
+              <w:keepLines/>
               <w:spacing w:line="252" w:lineRule="auto"/>
             </w:pPr>
             <w:r>
@@ -7983,6 +8232,8 @@
           </w:tcPr>
           <w:p>
             <w:pPr>
+              <w:keepNext/>
+              <w:keepLines/>
               <w:spacing w:line="252" w:lineRule="auto"/>
             </w:pPr>
             <w:r>
@@ -8018,6 +8269,8 @@
           </w:tcPr>
           <w:p>
             <w:pPr>
+              <w:keepNext/>
+              <w:keepLines/>
               <w:spacing w:line="252" w:lineRule="auto"/>
             </w:pPr>
             <w:r>
@@ -8049,6 +8302,8 @@
           </w:tcPr>
           <w:p>
             <w:pPr>
+              <w:keepNext/>
+              <w:keepLines/>
               <w:spacing w:line="252" w:lineRule="auto"/>
             </w:pPr>
             <w:r>
@@ -8080,6 +8335,8 @@
           </w:tcPr>
           <w:p>
             <w:pPr>
+              <w:keepNext/>
+              <w:keepLines/>
               <w:spacing w:line="252" w:lineRule="auto"/>
             </w:pPr>
             <w:r>
@@ -8130,6 +8387,8 @@
           </w:tcPr>
           <w:p>
             <w:pPr>
+              <w:keepNext/>
+              <w:keepLines/>
               <w:spacing w:line="252" w:lineRule="auto"/>
             </w:pPr>
             <w:r>
@@ -8161,6 +8420,8 @@
           </w:tcPr>
           <w:p>
             <w:pPr>
+              <w:keepNext/>
+              <w:keepLines/>
               <w:spacing w:line="252" w:lineRule="auto"/>
             </w:pPr>
             <w:r>
@@ -8192,6 +8453,8 @@
           </w:tcPr>
           <w:p>
             <w:pPr>
+              <w:keepNext/>
+              <w:keepLines/>
               <w:spacing w:line="252" w:lineRule="auto"/>
             </w:pPr>
             <w:r>
@@ -8257,6 +8520,8 @@
           </w:tcPr>
           <w:p>
             <w:pPr>
+              <w:keepNext/>
+              <w:keepLines/>
               <w:spacing w:line="252" w:lineRule="auto"/>
             </w:pPr>
             <w:r>
@@ -8303,6 +8568,8 @@
           </w:tcPr>
           <w:p>
             <w:pPr>
+              <w:keepNext/>
+              <w:keepLines/>
               <w:spacing w:line="252" w:lineRule="auto"/>
             </w:pPr>
             <w:r>
@@ -8349,6 +8616,8 @@
           </w:tcPr>
           <w:p>
             <w:pPr>
+              <w:keepNext/>
+              <w:keepLines/>
               <w:spacing w:line="252" w:lineRule="auto"/>
             </w:pPr>
             <w:r>
@@ -8384,6 +8653,8 @@
           </w:tcPr>
           <w:p>
             <w:pPr>
+              <w:keepNext/>
+              <w:keepLines/>
               <w:spacing w:line="252" w:lineRule="auto"/>
             </w:pPr>
             <w:r>
@@ -8415,6 +8686,8 @@
           </w:tcPr>
           <w:p>
             <w:pPr>
+              <w:keepNext/>
+              <w:keepLines/>
               <w:spacing w:line="252" w:lineRule="auto"/>
             </w:pPr>
             <w:r>
@@ -8446,6 +8719,8 @@
           </w:tcPr>
           <w:p>
             <w:pPr>
+              <w:keepNext/>
+              <w:keepLines/>
               <w:spacing w:line="252" w:lineRule="auto"/>
             </w:pPr>
             <w:r>
@@ -8481,6 +8756,7 @@
           </w:tcPr>
           <w:p>
             <w:pPr>
+              <w:keepLines/>
               <w:spacing w:line="252" w:lineRule="auto"/>
             </w:pPr>
             <w:r>
@@ -8527,6 +8803,7 @@
           </w:tcPr>
           <w:p>
             <w:pPr>
+              <w:keepLines/>
               <w:spacing w:line="252" w:lineRule="auto"/>
             </w:pPr>
             <w:r>
@@ -8558,6 +8835,7 @@
           </w:tcPr>
           <w:p>
             <w:pPr>
+              <w:keepLines/>
               <w:spacing w:line="252" w:lineRule="auto"/>
             </w:pPr>
             <w:r>
@@ -8677,7 +8955,7 @@
         <w:pStyle w:val="Nadpis1"/>
         <w:spacing w:before="480"/>
       </w:pPr>
-      <w:bookmarkStart w:id="12" w:name="_Toc244086845"/>
+      <w:bookmarkStart w:id="12" w:name="_Toc244090137"/>
       <w:r>
         <w:t>7  Instalace a aktualizace</w:t>
       </w:r>
@@ -8687,7 +8965,7 @@
       <w:pPr>
         <w:pStyle w:val="Nadpis2"/>
       </w:pPr>
-      <w:bookmarkStart w:id="13" w:name="_Toc244086846"/>
+      <w:bookmarkStart w:id="13" w:name="_Toc244090138"/>
       <w:r>
         <w:t>7.1  Obsah balíčku</w:t>
       </w:r>
@@ -8758,6 +9036,8 @@
           </w:tcPr>
           <w:p>
             <w:pPr>
+              <w:keepNext/>
+              <w:keepLines/>
               <w:spacing w:line="252" w:lineRule="auto"/>
             </w:pPr>
             <w:r>
@@ -8792,6 +9072,8 @@
           </w:tcPr>
           <w:p>
             <w:pPr>
+              <w:keepNext/>
+              <w:keepLines/>
               <w:spacing w:line="252" w:lineRule="auto"/>
             </w:pPr>
             <w:r>
@@ -8830,6 +9112,8 @@
           </w:tcPr>
           <w:p>
             <w:pPr>
+              <w:keepNext/>
+              <w:keepLines/>
               <w:spacing w:line="252" w:lineRule="auto"/>
             </w:pPr>
             <w:r>
@@ -8861,6 +9145,8 @@
           </w:tcPr>
           <w:p>
             <w:pPr>
+              <w:keepNext/>
+              <w:keepLines/>
               <w:spacing w:line="252" w:lineRule="auto"/>
             </w:pPr>
             <w:r>
@@ -8904,6 +9190,8 @@
           </w:tcPr>
           <w:p>
             <w:pPr>
+              <w:keepNext/>
+              <w:keepLines/>
               <w:spacing w:line="252" w:lineRule="auto"/>
             </w:pPr>
             <w:r>
@@ -8935,6 +9223,8 @@
           </w:tcPr>
           <w:p>
             <w:pPr>
+              <w:keepNext/>
+              <w:keepLines/>
               <w:spacing w:line="252" w:lineRule="auto"/>
             </w:pPr>
             <w:r>
@@ -8970,6 +9260,8 @@
           </w:tcPr>
           <w:p>
             <w:pPr>
+              <w:keepNext/>
+              <w:keepLines/>
               <w:spacing w:line="252" w:lineRule="auto"/>
             </w:pPr>
             <w:r>
@@ -9001,6 +9293,8 @@
           </w:tcPr>
           <w:p>
             <w:pPr>
+              <w:keepNext/>
+              <w:keepLines/>
               <w:spacing w:line="252" w:lineRule="auto"/>
             </w:pPr>
             <w:r>
@@ -9051,6 +9345,8 @@
           </w:tcPr>
           <w:p>
             <w:pPr>
+              <w:keepNext/>
+              <w:keepLines/>
               <w:spacing w:line="252" w:lineRule="auto"/>
             </w:pPr>
             <w:r>
@@ -9082,6 +9378,8 @@
           </w:tcPr>
           <w:p>
             <w:pPr>
+              <w:keepNext/>
+              <w:keepLines/>
               <w:spacing w:line="252" w:lineRule="auto"/>
             </w:pPr>
             <w:r>
@@ -9117,6 +9415,8 @@
           </w:tcPr>
           <w:p>
             <w:pPr>
+              <w:keepNext/>
+              <w:keepLines/>
               <w:spacing w:line="252" w:lineRule="auto"/>
             </w:pPr>
             <w:r>
@@ -9178,6 +9478,8 @@
           </w:tcPr>
           <w:p>
             <w:pPr>
+              <w:keepNext/>
+              <w:keepLines/>
               <w:spacing w:line="252" w:lineRule="auto"/>
             </w:pPr>
             <w:r>
@@ -9213,6 +9515,7 @@
           </w:tcPr>
           <w:p>
             <w:pPr>
+              <w:keepLines/>
               <w:spacing w:line="252" w:lineRule="auto"/>
             </w:pPr>
             <w:r>
@@ -9244,6 +9547,7 @@
           </w:tcPr>
           <w:p>
             <w:pPr>
+              <w:keepLines/>
               <w:spacing w:line="252" w:lineRule="auto"/>
             </w:pPr>
             <w:r>
@@ -9266,7 +9570,7 @@
       <w:pPr>
         <w:pStyle w:val="Nadpis2"/>
       </w:pPr>
-      <w:bookmarkStart w:id="14" w:name="_Toc244086847"/>
+      <w:bookmarkStart w:id="14" w:name="_Toc244090139"/>
       <w:r>
         <w:t>7.2  První instalace</w:t>
       </w:r>
@@ -9489,7 +9793,7 @@
       <w:pPr>
         <w:pStyle w:val="Nadpis2"/>
       </w:pPr>
-      <w:bookmarkStart w:id="15" w:name="_Toc244086848"/>
+      <w:bookmarkStart w:id="15" w:name="_Toc244090140"/>
       <w:r>
         <w:t>7.3  Aktualizace na PC testeru</w:t>
       </w:r>
@@ -9595,7 +9899,7 @@
       <w:pPr>
         <w:pStyle w:val="Nadpis2"/>
       </w:pPr>
-      <w:bookmarkStart w:id="16" w:name="_Toc244086849"/>
+      <w:bookmarkStart w:id="16" w:name="_Toc244090141"/>
       <w:r>
         <w:t>7.4  Zastavení a odinstalace</w:t>
       </w:r>
@@ -9636,7 +9940,7 @@
         <w:pStyle w:val="Nadpis1"/>
         <w:spacing w:before="480"/>
       </w:pPr>
-      <w:bookmarkStart w:id="17" w:name="_Toc244086850"/>
+      <w:bookmarkStart w:id="17" w:name="_Toc244090142"/>
       <w:r>
         <w:t>8  Provoz a diagnostika</w:t>
       </w:r>
@@ -9646,7 +9950,7 @@
       <w:pPr>
         <w:pStyle w:val="Nadpis2"/>
       </w:pPr>
-      <w:bookmarkStart w:id="18" w:name="_Toc244086851"/>
+      <w:bookmarkStart w:id="18" w:name="_Toc244090143"/>
       <w:r>
         <w:t>8.1  Jak ověřit stav</w:t>
       </w:r>
@@ -9654,6 +9958,7 @@
     </w:p>
     <w:p>
       <w:pPr>
+        <w:keepNext/>
         <w:spacing w:after="120" w:line="288" w:lineRule="auto"/>
       </w:pPr>
       <w:r>
@@ -9733,6 +10038,8 @@
           </w:tcPr>
           <w:p>
             <w:pPr>
+              <w:keepNext/>
+              <w:keepLines/>
               <w:spacing w:line="252" w:lineRule="auto"/>
             </w:pPr>
             <w:r>
@@ -9767,6 +10074,8 @@
           </w:tcPr>
           <w:p>
             <w:pPr>
+              <w:keepNext/>
+              <w:keepLines/>
               <w:spacing w:line="252" w:lineRule="auto"/>
             </w:pPr>
             <w:r>
@@ -9805,6 +10114,8 @@
           </w:tcPr>
           <w:p>
             <w:pPr>
+              <w:keepNext/>
+              <w:keepLines/>
               <w:spacing w:line="252" w:lineRule="auto"/>
             </w:pPr>
             <w:r>
@@ -9836,6 +10147,8 @@
           </w:tcPr>
           <w:p>
             <w:pPr>
+              <w:keepNext/>
+              <w:keepLines/>
               <w:spacing w:line="252" w:lineRule="auto"/>
             </w:pPr>
             <w:r>
@@ -9909,6 +10222,8 @@
           </w:tcPr>
           <w:p>
             <w:pPr>
+              <w:keepNext/>
+              <w:keepLines/>
               <w:spacing w:line="252" w:lineRule="auto"/>
             </w:pPr>
             <w:r>
@@ -9940,6 +10255,8 @@
           </w:tcPr>
           <w:p>
             <w:pPr>
+              <w:keepNext/>
+              <w:keepLines/>
               <w:spacing w:line="252" w:lineRule="auto"/>
             </w:pPr>
             <w:r>
@@ -9975,6 +10292,8 @@
           </w:tcPr>
           <w:p>
             <w:pPr>
+              <w:keepNext/>
+              <w:keepLines/>
               <w:spacing w:line="252" w:lineRule="auto"/>
             </w:pPr>
             <w:r>
@@ -10006,6 +10325,8 @@
           </w:tcPr>
           <w:p>
             <w:pPr>
+              <w:keepNext/>
+              <w:keepLines/>
               <w:spacing w:line="252" w:lineRule="auto"/>
             </w:pPr>
             <w:r>
@@ -10041,6 +10362,8 @@
           </w:tcPr>
           <w:p>
             <w:pPr>
+              <w:keepNext/>
+              <w:keepLines/>
               <w:spacing w:line="252" w:lineRule="auto"/>
             </w:pPr>
             <w:r>
@@ -10072,6 +10395,8 @@
           </w:tcPr>
           <w:p>
             <w:pPr>
+              <w:keepNext/>
+              <w:keepLines/>
               <w:spacing w:line="252" w:lineRule="auto"/>
             </w:pPr>
             <w:r>
@@ -10107,6 +10432,7 @@
           </w:tcPr>
           <w:p>
             <w:pPr>
+              <w:keepLines/>
               <w:spacing w:line="252" w:lineRule="auto"/>
             </w:pPr>
             <w:r>
@@ -10138,6 +10464,7 @@
           </w:tcPr>
           <w:p>
             <w:pPr>
+              <w:keepLines/>
               <w:spacing w:line="252" w:lineRule="auto"/>
             </w:pPr>
             <w:r>
@@ -10168,7 +10495,7 @@
       <w:pPr>
         <w:pStyle w:val="Nadpis2"/>
       </w:pPr>
-      <w:bookmarkStart w:id="19" w:name="_Toc244086852"/>
+      <w:bookmarkStart w:id="19" w:name="_Toc244090144"/>
       <w:r>
         <w:t>8.2  Logy</w:t>
       </w:r>
@@ -10378,7 +10705,7 @@
       <w:pPr>
         <w:pStyle w:val="Nadpis2"/>
       </w:pPr>
-      <w:bookmarkStart w:id="20" w:name="_Toc244086853"/>
+      <w:bookmarkStart w:id="20" w:name="_Toc244090145"/>
       <w:r>
         <w:t>8.3  Cache a paměť</w:t>
       </w:r>
@@ -10458,7 +10785,7 @@
         <w:pStyle w:val="Nadpis1"/>
         <w:spacing w:before="480"/>
       </w:pPr>
-      <w:bookmarkStart w:id="21" w:name="_Toc244086854"/>
+      <w:bookmarkStart w:id="21" w:name="_Toc244090146"/>
       <w:r>
         <w:t>9  Řešení problémů</w:t>
       </w:r>
@@ -10530,6 +10857,8 @@
           </w:tcPr>
           <w:p>
             <w:pPr>
+              <w:keepNext/>
+              <w:keepLines/>
               <w:spacing w:line="252" w:lineRule="auto"/>
             </w:pPr>
             <w:r>
@@ -10564,6 +10893,8 @@
           </w:tcPr>
           <w:p>
             <w:pPr>
+              <w:keepNext/>
+              <w:keepLines/>
               <w:spacing w:line="252" w:lineRule="auto"/>
             </w:pPr>
             <w:r>
@@ -10598,6 +10929,8 @@
           </w:tcPr>
           <w:p>
             <w:pPr>
+              <w:keepNext/>
+              <w:keepLines/>
               <w:spacing w:line="252" w:lineRule="auto"/>
             </w:pPr>
             <w:r>
@@ -10636,6 +10969,8 @@
           </w:tcPr>
           <w:p>
             <w:pPr>
+              <w:keepNext/>
+              <w:keepLines/>
               <w:spacing w:line="252" w:lineRule="auto"/>
             </w:pPr>
             <w:r>
@@ -10666,6 +11001,8 @@
           </w:tcPr>
           <w:p>
             <w:pPr>
+              <w:keepNext/>
+              <w:keepLines/>
               <w:spacing w:line="252" w:lineRule="auto"/>
             </w:pPr>
             <w:r>
@@ -10756,6 +11093,8 @@
           </w:tcPr>
           <w:p>
             <w:pPr>
+              <w:keepNext/>
+              <w:keepLines/>
               <w:spacing w:line="252" w:lineRule="auto"/>
             </w:pPr>
             <w:r>
@@ -10807,6 +11146,8 @@
           </w:tcPr>
           <w:p>
             <w:pPr>
+              <w:keepNext/>
+              <w:keepLines/>
               <w:spacing w:line="252" w:lineRule="auto"/>
             </w:pPr>
             <w:r>
@@ -10837,6 +11178,8 @@
           </w:tcPr>
           <w:p>
             <w:pPr>
+              <w:keepNext/>
+              <w:keepLines/>
               <w:spacing w:line="252" w:lineRule="auto"/>
             </w:pPr>
             <w:r>
@@ -10882,6 +11225,8 @@
           </w:tcPr>
           <w:p>
             <w:pPr>
+              <w:keepNext/>
+              <w:keepLines/>
               <w:spacing w:line="252" w:lineRule="auto"/>
             </w:pPr>
             <w:r>
@@ -10925,6 +11270,8 @@
           </w:tcPr>
           <w:p>
             <w:pPr>
+              <w:keepNext/>
+              <w:keepLines/>
               <w:spacing w:line="252" w:lineRule="auto"/>
             </w:pPr>
             <w:r>
@@ -10955,6 +11302,8 @@
           </w:tcPr>
           <w:p>
             <w:pPr>
+              <w:keepNext/>
+              <w:keepLines/>
               <w:spacing w:line="252" w:lineRule="auto"/>
             </w:pPr>
             <w:r>
@@ -11015,6 +11364,8 @@
           </w:tcPr>
           <w:p>
             <w:pPr>
+              <w:keepNext/>
+              <w:keepLines/>
               <w:spacing w:line="252" w:lineRule="auto"/>
             </w:pPr>
             <w:r>
@@ -11051,6 +11402,8 @@
           </w:tcPr>
           <w:p>
             <w:pPr>
+              <w:keepNext/>
+              <w:keepLines/>
               <w:spacing w:line="252" w:lineRule="auto"/>
             </w:pPr>
             <w:r>
@@ -11081,6 +11434,8 @@
           </w:tcPr>
           <w:p>
             <w:pPr>
+              <w:keepNext/>
+              <w:keepLines/>
               <w:spacing w:line="252" w:lineRule="auto"/>
             </w:pPr>
             <w:r>
@@ -11149,6 +11504,8 @@
           </w:tcPr>
           <w:p>
             <w:pPr>
+              <w:keepNext/>
+              <w:keepLines/>
               <w:spacing w:line="252" w:lineRule="auto"/>
             </w:pPr>
             <w:r>
@@ -11184,6 +11541,8 @@
           </w:tcPr>
           <w:p>
             <w:pPr>
+              <w:keepNext/>
+              <w:keepLines/>
               <w:spacing w:line="252" w:lineRule="auto"/>
             </w:pPr>
             <w:r>
@@ -11214,6 +11573,8 @@
           </w:tcPr>
           <w:p>
             <w:pPr>
+              <w:keepNext/>
+              <w:keepLines/>
               <w:spacing w:line="252" w:lineRule="auto"/>
             </w:pPr>
             <w:r>
@@ -11244,6 +11605,8 @@
           </w:tcPr>
           <w:p>
             <w:pPr>
+              <w:keepNext/>
+              <w:keepLines/>
               <w:spacing w:line="252" w:lineRule="auto"/>
             </w:pPr>
             <w:r>
@@ -11287,6 +11650,8 @@
           </w:tcPr>
           <w:p>
             <w:pPr>
+              <w:keepNext/>
+              <w:keepLines/>
               <w:spacing w:line="252" w:lineRule="auto"/>
             </w:pPr>
             <w:r>
@@ -11317,6 +11682,8 @@
           </w:tcPr>
           <w:p>
             <w:pPr>
+              <w:keepNext/>
+              <w:keepLines/>
               <w:spacing w:line="252" w:lineRule="auto"/>
             </w:pPr>
             <w:r>
@@ -11347,6 +11714,8 @@
           </w:tcPr>
           <w:p>
             <w:pPr>
+              <w:keepNext/>
+              <w:keepLines/>
               <w:spacing w:line="252" w:lineRule="auto"/>
             </w:pPr>
             <w:r>
@@ -11382,6 +11751,8 @@
           </w:tcPr>
           <w:p>
             <w:pPr>
+              <w:keepNext/>
+              <w:keepLines/>
               <w:spacing w:line="252" w:lineRule="auto"/>
             </w:pPr>
             <w:r>
@@ -11412,6 +11783,8 @@
           </w:tcPr>
           <w:p>
             <w:pPr>
+              <w:keepNext/>
+              <w:keepLines/>
               <w:spacing w:line="252" w:lineRule="auto"/>
             </w:pPr>
             <w:r>
@@ -11450,6 +11823,8 @@
           </w:tcPr>
           <w:p>
             <w:pPr>
+              <w:keepNext/>
+              <w:keepLines/>
               <w:spacing w:line="252" w:lineRule="auto"/>
             </w:pPr>
             <w:r>
@@ -11486,6 +11861,8 @@
           </w:tcPr>
           <w:p>
             <w:pPr>
+              <w:keepNext/>
+              <w:keepLines/>
               <w:spacing w:line="252" w:lineRule="auto"/>
             </w:pPr>
             <w:r>
@@ -11516,6 +11893,8 @@
           </w:tcPr>
           <w:p>
             <w:pPr>
+              <w:keepNext/>
+              <w:keepLines/>
               <w:spacing w:line="252" w:lineRule="auto"/>
             </w:pPr>
             <w:r>
@@ -11554,6 +11933,8 @@
           </w:tcPr>
           <w:p>
             <w:pPr>
+              <w:keepNext/>
+              <w:keepLines/>
               <w:spacing w:line="252" w:lineRule="auto"/>
             </w:pPr>
             <w:r>
@@ -11597,6 +11978,7 @@
           </w:tcPr>
           <w:p>
             <w:pPr>
+              <w:keepLines/>
               <w:spacing w:line="252" w:lineRule="auto"/>
             </w:pPr>
             <w:r>
@@ -11627,6 +12009,7 @@
           </w:tcPr>
           <w:p>
             <w:pPr>
+              <w:keepLines/>
               <w:spacing w:line="252" w:lineRule="auto"/>
             </w:pPr>
             <w:r>
@@ -11657,6 +12040,7 @@
           </w:tcPr>
           <w:p>
             <w:pPr>
+              <w:keepLines/>
               <w:spacing w:line="252" w:lineRule="auto"/>
             </w:pPr>
             <w:r>
@@ -11725,7 +12109,7 @@
         <w:pStyle w:val="Nadpis1"/>
         <w:spacing w:before="480"/>
       </w:pPr>
-      <w:bookmarkStart w:id="22" w:name="_Toc244086855"/>
+      <w:bookmarkStart w:id="22" w:name="_Toc244090147"/>
       <w:r>
         <w:t>Příloha A  Pojmy a zkratky</w:t>
       </w:r>
@@ -11796,6 +12180,8 @@
           </w:tcPr>
           <w:p>
             <w:pPr>
+              <w:keepNext/>
+              <w:keepLines/>
               <w:spacing w:line="252" w:lineRule="auto"/>
             </w:pPr>
             <w:r>
@@ -11830,6 +12216,8 @@
           </w:tcPr>
           <w:p>
             <w:pPr>
+              <w:keepNext/>
+              <w:keepLines/>
               <w:spacing w:line="252" w:lineRule="auto"/>
             </w:pPr>
             <w:r>
@@ -11868,6 +12256,8 @@
           </w:tcPr>
           <w:p>
             <w:pPr>
+              <w:keepNext/>
+              <w:keepLines/>
               <w:spacing w:line="252" w:lineRule="auto"/>
             </w:pPr>
             <w:r>
@@ -11898,6 +12288,8 @@
           </w:tcPr>
           <w:p>
             <w:pPr>
+              <w:keepNext/>
+              <w:keepLines/>
               <w:spacing w:line="252" w:lineRule="auto"/>
             </w:pPr>
             <w:r>
@@ -11933,6 +12325,8 @@
           </w:tcPr>
           <w:p>
             <w:pPr>
+              <w:keepNext/>
+              <w:keepLines/>
               <w:spacing w:line="252" w:lineRule="auto"/>
             </w:pPr>
             <w:r>
@@ -11963,6 +12357,8 @@
           </w:tcPr>
           <w:p>
             <w:pPr>
+              <w:keepNext/>
+              <w:keepLines/>
               <w:spacing w:line="252" w:lineRule="auto"/>
             </w:pPr>
             <w:r>
@@ -11998,6 +12394,8 @@
           </w:tcPr>
           <w:p>
             <w:pPr>
+              <w:keepNext/>
+              <w:keepLines/>
               <w:spacing w:line="252" w:lineRule="auto"/>
             </w:pPr>
             <w:r>
@@ -12028,6 +12426,8 @@
           </w:tcPr>
           <w:p>
             <w:pPr>
+              <w:keepNext/>
+              <w:keepLines/>
               <w:spacing w:line="252" w:lineRule="auto"/>
             </w:pPr>
             <w:r>
@@ -12063,6 +12463,8 @@
           </w:tcPr>
           <w:p>
             <w:pPr>
+              <w:keepNext/>
+              <w:keepLines/>
               <w:spacing w:line="252" w:lineRule="auto"/>
             </w:pPr>
             <w:r>
@@ -12093,6 +12495,8 @@
           </w:tcPr>
           <w:p>
             <w:pPr>
+              <w:keepNext/>
+              <w:keepLines/>
               <w:spacing w:line="252" w:lineRule="auto"/>
             </w:pPr>
             <w:r>
@@ -12143,6 +12547,8 @@
           </w:tcPr>
           <w:p>
             <w:pPr>
+              <w:keepNext/>
+              <w:keepLines/>
               <w:spacing w:line="252" w:lineRule="auto"/>
             </w:pPr>
             <w:r>
@@ -12173,6 +12579,8 @@
           </w:tcPr>
           <w:p>
             <w:pPr>
+              <w:keepNext/>
+              <w:keepLines/>
               <w:spacing w:line="252" w:lineRule="auto"/>
             </w:pPr>
             <w:r>
@@ -12208,6 +12616,8 @@
           </w:tcPr>
           <w:p>
             <w:pPr>
+              <w:keepNext/>
+              <w:keepLines/>
               <w:spacing w:line="252" w:lineRule="auto"/>
             </w:pPr>
             <w:r>
@@ -12238,6 +12648,8 @@
           </w:tcPr>
           <w:p>
             <w:pPr>
+              <w:keepNext/>
+              <w:keepLines/>
               <w:spacing w:line="252" w:lineRule="auto"/>
             </w:pPr>
             <w:r>
@@ -12273,6 +12685,7 @@
           </w:tcPr>
           <w:p>
             <w:pPr>
+              <w:keepLines/>
               <w:spacing w:line="252" w:lineRule="auto"/>
             </w:pPr>
             <w:r>
@@ -12303,6 +12716,7 @@
           </w:tcPr>
           <w:p>
             <w:pPr>
+              <w:keepLines/>
               <w:spacing w:line="252" w:lineRule="auto"/>
             </w:pPr>
             <w:r>
@@ -12524,64 +12938,10 @@
 <file path=word/numbering.xml><?xml version="1.0" encoding="utf-8"?>
 <w:numbering xmlns:wpc="http://schemas.microsoft.com/office/word/2010/wordprocessingCanvas" xmlns:cx="http://schemas.microsoft.com/office/drawing/2014/chartex" xmlns:cx1="http://schemas.microsoft.com/office/drawing/2015/9/8/chartex" xmlns:cx2="http://schemas.microsoft.com/office/drawing/2015/10/21/chartex" xmlns:cx3="http://schemas.microsoft.com/office/drawing/2016/5/9/chartex" xmlns:cx4="http://schemas.microsoft.com/office/drawing/2016/5/10/chartex" xmlns:cx5="http://schemas.microsoft.com/office/drawing/2016/5/11/chartex" xmlns:cx6="http://schemas.microsoft.com/office/drawing/2016/5/12/chartex" xmlns:cx7="http://schemas.microsoft.com/office/drawing/2016/5/13/chartex" xmlns:cx8="http://schemas.microsoft.com/office/drawing/2016/5/14/chartex" xmlns:mc="http://schemas.openxmlformats.org/markup-compatibility/2006" xmlns:aink="http://schemas.microsoft.com/office/drawing/2016/ink" xmlns:am3d="http://schemas.microsoft.com/office/drawing/2017/model3d" xmlns:o="urn:schemas-microsoft-com:office:office" xmlns:oel="http://schemas.microsoft.com/office/2019/extlst" xmlns:r="http://schemas.openxmlformats.org/officeDocument/2006/relationships" xmlns:m="http://schemas.openxmlformats.org/officeDocument/2006/math" xmlns:v="urn:schemas-microsoft-com:vml" xmlns:wp14="http://schemas.microsoft.com/office/word/2010/wordprocessingDrawing" xmlns:wp="http://schemas.openxmlformats.org/drawingml/2006/wordprocessingDrawing" xmlns:w10="urn:schemas-microsoft-com:office:word" xmlns:w="http://schemas.openxmlformats.org/wordprocessingml/2006/main" xmlns:w14="http://schemas.microsoft.com/office/word/2010/wordml" xmlns:w15="http://schemas.microsoft.com/office/word/2012/wordml" xmlns:w16cex="http://schemas.microsoft.com/office/word/2018/wordml/cex" xmlns:w16cid="http://schemas.microsoft.com/office/word/2016/wordml/cid" xmlns:w16="http://schemas.microsoft.com/office/word/2018/wordml" xmlns:w16du="http://schemas.microsoft.com/office/word/2023/wordml/word16du" xmlns:w16sdtdh="http://schemas.microsoft.com/office/word/2020/wordml/sdtdatahash" xmlns:w16sdtfl="http://schemas.microsoft.com/office/word/2024/wordml/sdtformatlock" xmlns:w16se="http://schemas.microsoft.com/office/word/2015/wordml/symex" xmlns:wpg="http://schemas.microsoft.com/office/word/2010/wordprocessingGroup" xmlns:wpi="http://schemas.microsoft.com/office/word/2010/wordprocessingInk" xmlns:wne="http://schemas.microsoft.com/office/word/2006/wordml" xmlns:wps="http://schemas.microsoft.com/office/word/2010/wordprocessingShape" mc:Ignorable="w14 w15 w16se w16cid w16 w16cex w16sdtdh w16sdtfl w16du wp14">
   <w:abstractNum w:abstractNumId="0" w15:restartNumberingAfterBreak="0">
-    <w:nsid w:val="02AC2F24"/>
+    <w:nsid w:val="021E6434"/>
     <w:multiLevelType w:val="hybridMultilevel"/>
-    <w:tmpl w:val="716CDDD8"/>
-    <w:lvl w:ilvl="0" w:tplc="45C61742">
-      <w:start w:val="1"/>
-      <w:numFmt w:val="bullet"/>
-      <w:lvlText w:val="•"/>
-      <w:lvlJc w:val="left"/>
-      <w:pPr>
-        <w:ind w:left="540" w:hanging="270"/>
-      </w:pPr>
-    </w:lvl>
-    <w:lvl w:ilvl="1" w:tplc="8628324A">
-      <w:numFmt w:val="decimal"/>
-      <w:lvlText w:val=""/>
-      <w:lvlJc w:val="left"/>
-    </w:lvl>
-    <w:lvl w:ilvl="2" w:tplc="AA64511C">
-      <w:numFmt w:val="decimal"/>
-      <w:lvlText w:val=""/>
-      <w:lvlJc w:val="left"/>
-    </w:lvl>
-    <w:lvl w:ilvl="3" w:tplc="29F2A9DC">
-      <w:numFmt w:val="decimal"/>
-      <w:lvlText w:val=""/>
-      <w:lvlJc w:val="left"/>
-    </w:lvl>
-    <w:lvl w:ilvl="4" w:tplc="DD32695E">
-      <w:numFmt w:val="decimal"/>
-      <w:lvlText w:val=""/>
-      <w:lvlJc w:val="left"/>
-    </w:lvl>
-    <w:lvl w:ilvl="5" w:tplc="A77246D2">
-      <w:numFmt w:val="decimal"/>
-      <w:lvlText w:val=""/>
-      <w:lvlJc w:val="left"/>
-    </w:lvl>
-    <w:lvl w:ilvl="6" w:tplc="35766C64">
-      <w:numFmt w:val="decimal"/>
-      <w:lvlText w:val=""/>
-      <w:lvlJc w:val="left"/>
-    </w:lvl>
-    <w:lvl w:ilvl="7" w:tplc="AC8ABDBC">
-      <w:numFmt w:val="decimal"/>
-      <w:lvlText w:val=""/>
-      <w:lvlJc w:val="left"/>
-    </w:lvl>
-    <w:lvl w:ilvl="8" w:tplc="5F885E44">
-      <w:numFmt w:val="decimal"/>
-      <w:lvlText w:val=""/>
-      <w:lvlJc w:val="left"/>
-    </w:lvl>
-  </w:abstractNum>
-  <w:abstractNum w:abstractNumId="1" w15:restartNumberingAfterBreak="0">
-    <w:nsid w:val="53E670A8"/>
-    <w:multiLevelType w:val="hybridMultilevel"/>
-    <w:tmpl w:val="473ACB48"/>
-    <w:lvl w:ilvl="0" w:tplc="FD1E1A74">
+    <w:tmpl w:val="BB8C808E"/>
+    <w:lvl w:ilvl="0" w:tplc="5BA41588">
       <w:start w:val="1"/>
       <w:numFmt w:val="decimal"/>
       <w:lvlText w:val="%1."/>
@@ -12590,52 +12950,52 @@
         <w:ind w:left="540" w:hanging="300"/>
       </w:pPr>
     </w:lvl>
-    <w:lvl w:ilvl="1" w:tplc="4456031C">
+    <w:lvl w:ilvl="1" w:tplc="62A4BAF0">
       <w:numFmt w:val="decimal"/>
       <w:lvlText w:val=""/>
       <w:lvlJc w:val="left"/>
     </w:lvl>
-    <w:lvl w:ilvl="2" w:tplc="C47A1C64">
+    <w:lvl w:ilvl="2" w:tplc="1DD02B78">
       <w:numFmt w:val="decimal"/>
       <w:lvlText w:val=""/>
       <w:lvlJc w:val="left"/>
     </w:lvl>
-    <w:lvl w:ilvl="3" w:tplc="67102882">
+    <w:lvl w:ilvl="3" w:tplc="1A8CCEB6">
       <w:numFmt w:val="decimal"/>
       <w:lvlText w:val=""/>
       <w:lvlJc w:val="left"/>
     </w:lvl>
-    <w:lvl w:ilvl="4" w:tplc="869A25AA">
+    <w:lvl w:ilvl="4" w:tplc="ABF6A716">
       <w:numFmt w:val="decimal"/>
       <w:lvlText w:val=""/>
       <w:lvlJc w:val="left"/>
     </w:lvl>
-    <w:lvl w:ilvl="5" w:tplc="65481028">
+    <w:lvl w:ilvl="5" w:tplc="A8509410">
       <w:numFmt w:val="decimal"/>
       <w:lvlText w:val=""/>
       <w:lvlJc w:val="left"/>
     </w:lvl>
-    <w:lvl w:ilvl="6" w:tplc="0B3C7034">
+    <w:lvl w:ilvl="6" w:tplc="B3848236">
       <w:numFmt w:val="decimal"/>
       <w:lvlText w:val=""/>
       <w:lvlJc w:val="left"/>
     </w:lvl>
-    <w:lvl w:ilvl="7" w:tplc="1BD41C88">
+    <w:lvl w:ilvl="7" w:tplc="B1A46176">
       <w:numFmt w:val="decimal"/>
       <w:lvlText w:val=""/>
       <w:lvlJc w:val="left"/>
     </w:lvl>
-    <w:lvl w:ilvl="8" w:tplc="CEDA1D90">
+    <w:lvl w:ilvl="8" w:tplc="5120AE00">
       <w:numFmt w:val="decimal"/>
       <w:lvlText w:val=""/>
       <w:lvlJc w:val="left"/>
     </w:lvl>
   </w:abstractNum>
-  <w:abstractNum w:abstractNumId="2" w15:restartNumberingAfterBreak="0">
-    <w:nsid w:val="7E363149"/>
+  <w:abstractNum w:abstractNumId="1" w15:restartNumberingAfterBreak="0">
+    <w:nsid w:val="624D67C4"/>
     <w:multiLevelType w:val="hybridMultilevel"/>
-    <w:tmpl w:val="F10013A2"/>
-    <w:lvl w:ilvl="0" w:tplc="8B86FCA8" w:tentative="1">
+    <w:tmpl w:val="FF90EC1A"/>
+    <w:lvl w:ilvl="0" w:tplc="4DC4BB70" w:tentative="1">
       <w:start w:val="1"/>
       <w:numFmt w:val="bullet"/>
       <w:lvlText w:val="●"/>
@@ -12644,7 +13004,7 @@
         <w:ind w:left="720" w:hanging="360"/>
       </w:pPr>
     </w:lvl>
-    <w:lvl w:ilvl="1" w:tplc="53045B00" w:tentative="1">
+    <w:lvl w:ilvl="1" w:tplc="5454AF10" w:tentative="1">
       <w:start w:val="1"/>
       <w:numFmt w:val="bullet"/>
       <w:lvlText w:val="○"/>
@@ -12653,7 +13013,7 @@
         <w:ind w:left="1440" w:hanging="360"/>
       </w:pPr>
     </w:lvl>
-    <w:lvl w:ilvl="2" w:tplc="A540376A" w:tentative="1">
+    <w:lvl w:ilvl="2" w:tplc="9C341452" w:tentative="1">
       <w:start w:val="1"/>
       <w:numFmt w:val="bullet"/>
       <w:lvlText w:val="■"/>
@@ -12662,7 +13022,7 @@
         <w:ind w:left="2160" w:hanging="360"/>
       </w:pPr>
     </w:lvl>
-    <w:lvl w:ilvl="3" w:tplc="5BBA6EDC" w:tentative="1">
+    <w:lvl w:ilvl="3" w:tplc="FABA76C2" w:tentative="1">
       <w:start w:val="1"/>
       <w:numFmt w:val="bullet"/>
       <w:lvlText w:val="●"/>
@@ -12671,7 +13031,7 @@
         <w:ind w:left="2880" w:hanging="360"/>
       </w:pPr>
     </w:lvl>
-    <w:lvl w:ilvl="4" w:tplc="698A4294" w:tentative="1">
+    <w:lvl w:ilvl="4" w:tplc="60B8F1E4" w:tentative="1">
       <w:start w:val="1"/>
       <w:numFmt w:val="bullet"/>
       <w:lvlText w:val="○"/>
@@ -12680,7 +13040,7 @@
         <w:ind w:left="3600" w:hanging="360"/>
       </w:pPr>
     </w:lvl>
-    <w:lvl w:ilvl="5" w:tplc="9A96EACC" w:tentative="1">
+    <w:lvl w:ilvl="5" w:tplc="7CFA1146" w:tentative="1">
       <w:start w:val="1"/>
       <w:numFmt w:val="bullet"/>
       <w:lvlText w:val="■"/>
@@ -12689,7 +13049,7 @@
         <w:ind w:left="4320" w:hanging="360"/>
       </w:pPr>
     </w:lvl>
-    <w:lvl w:ilvl="6" w:tplc="4AF027B6" w:tentative="1">
+    <w:lvl w:ilvl="6" w:tplc="EC24A94E" w:tentative="1">
       <w:start w:val="1"/>
       <w:numFmt w:val="bullet"/>
       <w:lvlText w:val="●"/>
@@ -12698,7 +13058,7 @@
         <w:ind w:left="5040" w:hanging="360"/>
       </w:pPr>
     </w:lvl>
-    <w:lvl w:ilvl="7" w:tplc="DDF6A30A" w:tentative="1">
+    <w:lvl w:ilvl="7" w:tplc="C33671E4" w:tentative="1">
       <w:start w:val="1"/>
       <w:numFmt w:val="bullet"/>
       <w:lvlText w:val="●"/>
@@ -12707,7 +13067,7 @@
         <w:ind w:left="5760" w:hanging="360"/>
       </w:pPr>
     </w:lvl>
-    <w:lvl w:ilvl="8" w:tplc="679069EA" w:tentative="1">
+    <w:lvl w:ilvl="8" w:tplc="B266A146" w:tentative="1">
       <w:start w:val="1"/>
       <w:numFmt w:val="bullet"/>
       <w:lvlText w:val="●"/>
@@ -12717,20 +13077,74 @@
       </w:pPr>
     </w:lvl>
   </w:abstractNum>
-  <w:num w:numId="1" w16cid:durableId="1605184842">
+  <w:abstractNum w:abstractNumId="2" w15:restartNumberingAfterBreak="0">
+    <w:nsid w:val="7E320C96"/>
+    <w:multiLevelType w:val="hybridMultilevel"/>
+    <w:tmpl w:val="01021022"/>
+    <w:lvl w:ilvl="0" w:tplc="686A19C4">
+      <w:start w:val="1"/>
+      <w:numFmt w:val="bullet"/>
+      <w:lvlText w:val="•"/>
+      <w:lvlJc w:val="left"/>
+      <w:pPr>
+        <w:ind w:left="540" w:hanging="270"/>
+      </w:pPr>
+    </w:lvl>
+    <w:lvl w:ilvl="1" w:tplc="B3D8D192">
+      <w:numFmt w:val="decimal"/>
+      <w:lvlText w:val=""/>
+      <w:lvlJc w:val="left"/>
+    </w:lvl>
+    <w:lvl w:ilvl="2" w:tplc="78C46E48">
+      <w:numFmt w:val="decimal"/>
+      <w:lvlText w:val=""/>
+      <w:lvlJc w:val="left"/>
+    </w:lvl>
+    <w:lvl w:ilvl="3" w:tplc="38DA608E">
+      <w:numFmt w:val="decimal"/>
+      <w:lvlText w:val=""/>
+      <w:lvlJc w:val="left"/>
+    </w:lvl>
+    <w:lvl w:ilvl="4" w:tplc="81CA9F62">
+      <w:numFmt w:val="decimal"/>
+      <w:lvlText w:val=""/>
+      <w:lvlJc w:val="left"/>
+    </w:lvl>
+    <w:lvl w:ilvl="5" w:tplc="FAAC3706">
+      <w:numFmt w:val="decimal"/>
+      <w:lvlText w:val=""/>
+      <w:lvlJc w:val="left"/>
+    </w:lvl>
+    <w:lvl w:ilvl="6" w:tplc="507AD8EA">
+      <w:numFmt w:val="decimal"/>
+      <w:lvlText w:val=""/>
+      <w:lvlJc w:val="left"/>
+    </w:lvl>
+    <w:lvl w:ilvl="7" w:tplc="19461C78">
+      <w:numFmt w:val="decimal"/>
+      <w:lvlText w:val=""/>
+      <w:lvlJc w:val="left"/>
+    </w:lvl>
+    <w:lvl w:ilvl="8" w:tplc="AB66FFAA">
+      <w:numFmt w:val="decimal"/>
+      <w:lvlText w:val=""/>
+      <w:lvlJc w:val="left"/>
+    </w:lvl>
+  </w:abstractNum>
+  <w:num w:numId="1" w16cid:durableId="1437796776">
+    <w:abstractNumId w:val="1"/>
+    <w:lvlOverride w:ilvl="0">
+      <w:startOverride w:val="1"/>
+    </w:lvlOverride>
+  </w:num>
+  <w:num w:numId="2" w16cid:durableId="1838688008">
     <w:abstractNumId w:val="2"/>
     <w:lvlOverride w:ilvl="0">
       <w:startOverride w:val="1"/>
     </w:lvlOverride>
   </w:num>
-  <w:num w:numId="2" w16cid:durableId="371031998">
+  <w:num w:numId="3" w16cid:durableId="1901332074">
     <w:abstractNumId w:val="0"/>
-    <w:lvlOverride w:ilvl="0">
-      <w:startOverride w:val="1"/>
-    </w:lvlOverride>
-  </w:num>
-  <w:num w:numId="3" w16cid:durableId="53161316">
-    <w:abstractNumId w:val="1"/>
     <w:lvlOverride w:ilvl="0">
       <w:startOverride w:val="1"/>
     </w:lvlOverride>
